--- a/Claude outputs/ArticleN1_PhD_MPVICON_v2.docx
+++ b/Claude outputs/ArticleN1_PhD_MPVICON_v2.docx
@@ -16,7 +16,7 @@
           <w:sz w:val="32"/>
           <w:szCs w:val="32"/>
         </w:rPr>
-        <w:t xml:space="preserve">Ce que MediaPipe mesure en conversation spontanée : validité concomitante face au Vicon, de la quantité de mouvement à la coordination interpersonnelle</w:t>
+        <w:t xml:space="preserve">Ce que MediaPipe mesure en conversation spontanée : validité concomitante face au Vicon</w:t>
       </w:r>
     </w:p>
     <w:p>
@@ -208,7 +208,7 @@
         <w:rPr>
           <w:rFonts w:ascii="Calibri" w:cs="Calibri" w:eastAsia="Calibri" w:hAnsi="Calibri"/>
         </w:rPr>
-        <w:t xml:space="preserve"> 3D de MediaPipe réduisent cette erreur (RMSE 21° sur un sous-échantillon de 20 enregistrements). Les indices de coordination interpersonnelle calculés avec MediaPipe concordent avec ceux du Vicon (r = ,82 pour les poignets, ,72 pour la tête) et reproduisent la même conclusion : coordination de la tête supérieure au hasard, pas celle des poignets.</w:t>
+        <w:t xml:space="preserve"> 3D de MediaPipe réduisent cette erreur (RMSE 21° sur un sous-échantillon de 20 enregistrements).</w:t>
       </w:r>
     </w:p>
     <w:p>
@@ -240,7 +240,7 @@
         <w:rPr>
           <w:rFonts w:ascii="Calibri" w:cs="Calibri" w:eastAsia="Calibri" w:hAnsi="Calibri"/>
         </w:rPr>
-        <w:t xml:space="preserve"> estimation de pose ; MediaPipe ; capture du mouvement ; validité concomitante ; conversation ; coordination interpersonnelle ; quantité de mouvement</w:t>
+        <w:t xml:space="preserve"> estimation de pose ; MediaPipe ; capture du mouvement ; validité concomitante ; conversation ; quantité de mouvement ; cinématique</w:t>
       </w:r>
     </w:p>
     <w:p>
@@ -2009,7 +2009,7 @@
         <w:rPr>
           <w:rFonts w:ascii="Calibri" w:cs="Calibri" w:eastAsia="Calibri" w:hAnsi="Calibri"/>
         </w:rPr>
-        <w:t xml:space="preserve">Trois manques limitent l'usage de ces outils en recherche sur l'interaction. Premièrement, la quasi-totalité des validations porte sur des gestes prescrits, alors que la conversation produit des mouvements spontanés, souvent de faible amplitude, dont l'orientation par rapport à la caméra n'est pas contrôlée. L'étude la plus proche de la nôtre, menée avec OpenPose sur des mouvements spontanés, montre précisément que la précision chute pour les petites amplitudes (Koul &amp; Novembre, 2025). Deuxièmement, préserver la vue mutuelle des interlocuteurs impose de placer la caméra hors de l'axe interpersonnel, ce qui éloigne des points de vue standardisés des études de validation. Troisièmement, la recherche sur la conversation exploite surtout des mesures intégratives (quantité de mouvement, synchronie non verbale ; Ramseyer &amp; Tschacher, 2011 ; Tschacher et al., 2014 ; Paxton &amp; Dale, 2017 ; Hadley et al., 2021), alors que les validations portent sur la cinématique articulaire. Ayache et al. (2021) identifient d'ailleurs la rareté des études combinant validité écologique et mesure cinématique rigoureuse comme une limite centrale du champ.</w:t>
+        <w:t xml:space="preserve">Trois manques limitent l'usage de ces outils en recherche sur l'interaction. Premièrement, la quasi-totalité des validations porte sur des gestes prescrits, alors que la conversation produit des mouvements spontanés, souvent de faible amplitude, dont l'orientation par rapport à la caméra n'est pas contrôlée. L'étude la plus proche de la nôtre, menée avec OpenPose sur des mouvements spontanés, montre précisément que la précision chute pour les petites amplitudes (Koul &amp; Novembre, 2025). Deuxièmement, préserver la vue mutuelle des interlocuteurs impose de placer la caméra hors de l'axe interpersonnel, ce qui éloigne des points de vue standardisés des études de validation. Troisièmement, la recherche sur la conversation exploite surtout des mesures intégratives (quantité ou énergie de mouvement ; Ramseyer &amp; Tschacher, 2011 ; Tschacher et al., 2014 ; Paxton &amp; Dale, 2017 ; Hadley et al., 2021), alors que les validations portent sur la cinématique articulaire. Ayache et al. (2021) identifient d'ailleurs la rareté des études combinant validité écologique et mesure cinématique rigoureuse comme une limite centrale du champ.</w:t>
       </w:r>
     </w:p>
     <w:p>
@@ -2021,7 +2021,7 @@
         <w:rPr>
           <w:rFonts w:ascii="Calibri" w:cs="Calibri" w:eastAsia="Calibri" w:hAnsi="Calibri"/>
         </w:rPr>
-        <w:t xml:space="preserve">Nous avons donc évalué la validité concomitante de MediaPipe Pose face au Vicon lors de conversations dyadiques spontanées, à trois niveaux : (1) global, avec la quantité de mouvement (QoM) des poignets et de la tête ; (2) local, avec l'amplitude des poignets et l'angle du coude ; (3) interactionnel, avec un indice de coordination interpersonnelle calculé à partir des deux partenaires. Pour comparer un système 2D monoculaire à une référence 3D sans choisir arbitrairement un plan de projection, nous avons estimé la pose de chaque caméra à partir des marqueurs Vicon du tronc et des chevilles, puis projeté le Vicon dans le plan image ; les bras, qui portent les variables d'intérêt, n'interviennent pas dans cette calibration.</w:t>
+        <w:t xml:space="preserve">Nous avons donc évalué la validité concomitante de MediaPipe Pose face au Vicon lors de conversations dyadiques spontanées, à deux niveaux : (1) global, avec la quantité de mouvement (QoM) des poignets et de la tête ; (2) local, avec l'amplitude des poignets et l'angle du coude. Pour comparer un système 2D monoculaire à une référence 3D sans choisir arbitrairement un plan de projection, nous avons estimé la pose de chaque caméra à partir des marqueurs Vicon du tronc et des chevilles, puis projeté le Vicon dans le plan image ; les bras, qui portent les variables d'intérêt, n'interviennent pas dans cette calibration.</w:t>
       </w:r>
     </w:p>
     <w:p>
@@ -2779,26 +2779,6 @@
     </w:p>
     <w:p>
       <w:pPr>
-        <w:spacing w:after="120" w:line="300"/>
-        <w:jc w:val="both"/>
-      </w:pPr>
-      <w:r>
-        <w:rPr>
-          <w:rFonts w:ascii="Calibri" w:cs="Calibri" w:eastAsia="Calibri" w:hAnsi="Calibri"/>
-          <w:b/>
-          <w:bCs/>
-        </w:rPr>
-        <w:t xml:space="preserve">Coordination interpersonnelle.</w:t>
-      </w:r>
-      <w:r>
-        <w:rPr>
-          <w:rFonts w:ascii="Calibri" w:cs="Calibri" w:eastAsia="Calibri" w:hAnsi="Calibri"/>
-        </w:rPr>
-        <w:t xml:space="preserve"> Pour chaque dyade et chaque condition, les vitesses des deux partenaires (poignets ; tête) ont été ramenées sur une base de temps commune, puis analysées par corrélation croisée fenêtrée (fenêtres de 5 s, pas de 1 s, décalages de ±2 s ; Boker et al., 2002). L'indice de coordination est la moyenne, en z de Fisher, du pic de corrélation de chaque fenêtre. Il a été calculé avec MediaPipe (une vidéo par partenaire), avec le Vicon projeté dans chaque vidéo et avec le Vicon 3D. Des pseudo-dyades (P1 d'une dyade associé au P2 d'une autre dyade, même condition ; 5 par participant, soit 300) ont servi de référence de hasard.</w:t>
-      </w:r>
-    </w:p>
-    <w:p>
-      <w:pPr>
         <w:pStyle w:val="Heading2"/>
         <w:spacing w:after="100" w:before="200"/>
       </w:pPr>
@@ -2842,7 +2822,7 @@
         <w:rPr>
           <w:rFonts w:ascii="Calibri" w:cs="Calibri" w:eastAsia="Calibri" w:hAnsi="Calibri"/>
         </w:rPr>
-        <w:t xml:space="preserve">Pour l'angle du coude, les corrélations par enregistrement ont été moyennées après transformation z de Fisher, avec un IC bootstrap par dyade (2 000 rééchantillonnages) ; nous rapportons aussi la médiane et l'IQR, la distribution étant asymétrique. La relation entre le bruit de MediaPipe (déplacement médian du poignet entre deux images pendant les 10 % d'images où le Vicon est le plus immobile) et le biais relatif de QoM a été testée par corrélation de Pearson et de Spearman. Les indices de coordination ont été comparés entre systèmes (r, ICC) et entre dyades réelles et pseudo-dyades (différence de moyennes, d de Cohen, test de permutation à 5 000 tirages).</w:t>
+        <w:t xml:space="preserve">Pour l'angle du coude, les corrélations par enregistrement ont été moyennées après transformation z de Fisher, avec un IC bootstrap par dyade (2 000 rééchantillonnages) ; nous rapportons aussi la médiane et l'IQR, la distribution étant asymétrique. La relation entre le bruit de MediaPipe (déplacement médian du poignet entre deux images pendant les 10 % d'images où le Vicon est le plus immobile) et le biais relatif de QoM a été testée par corrélation de Pearson et de Spearman.</w:t>
       </w:r>
     </w:p>
     <w:p>
@@ -11445,14 +11425,14 @@
     </w:p>
     <w:p>
       <w:pPr>
-        <w:pStyle w:val="Heading2"/>
-        <w:spacing w:after="100" w:before="200"/>
+        <w:pStyle w:val="Heading1"/>
+        <w:spacing w:after="120" w:before="300"/>
       </w:pPr>
       <w:r>
         <w:rPr>
           <w:rFonts w:ascii="Calibri" w:cs="Calibri" w:eastAsia="Calibri" w:hAnsi="Calibri"/>
         </w:rPr>
-        <w:t xml:space="preserve">Coordination interpersonnelle</w:t>
+        <w:t xml:space="preserve">Discussion</w:t>
       </w:r>
     </w:p>
     <w:p>
@@ -11464,1725 +11444,246 @@
         <w:rPr>
           <w:rFonts w:ascii="Calibri" w:cs="Calibri" w:eastAsia="Calibri" w:hAnsi="Calibri"/>
         </w:rPr>
-        <w:t xml:space="preserve">Les indices de coordination calculés avec MediaPipe concordaient avec ceux calculés à partir du Vicon (Tableau 7, Figure 7) : r = ,82 (ICC = ,74) pour les poignets et r = ,72 (ICC = ,67) pour la tête face au Vicon projeté, et des valeurs un peu plus faibles face au Vicon 3D. Surtout, les trois systèmes conduisaient à la même conclusion : la coordination des mouvements de tête des dyades réelles dépassait celle des pseudo-dyades (MediaPipe : d = 0,48, p = ,001 ; Vicon projeté : d = 0,61, p &lt; ,001 ; Vicon 3D : d = 0,59, p &lt; ,001), alors que celle des poignets n'en différait pas (d ≤ 0,12, p ≥ ,21). L'effet était un peu plus petit avec MediaPipe, dont les indices étaient légèrement plus faibles (biais −0,01 à −0,03).</w:t>
+        <w:t xml:space="preserve">Cette étude a évalué la validité concomitante de MediaPipe Pose face au Vicon en conversation dyadique spontanée, avec une caméra oblique par participant. Deux conclusions se dégagent. La quantité de mouvement des poignets est mesurée avec un accord excellent, y compris dans ses variations entre postures. Les mesures plus fines (tête, amplitude, angle du coude) restent fortement associées au Vicon mais leur exactitude absolue dépend de la géométrie de prise de vue, de la posture et du segment considéré. Ces résultats confirment en grande partie notre hypothèse (accord bon à excellent pour la QoM, plus faible pour les variables locales), avec deux nuances : la QoM de la tête n'atteint qu'un accord modéré, et l'angle du coude du bras proche atteint un accord temporel très élevé.</w:t>
       </w:r>
     </w:p>
     <w:p>
       <w:pPr>
-        <w:keepNext/>
-        <w:spacing w:after="80" w:before="200"/>
+        <w:pStyle w:val="Heading2"/>
+        <w:spacing w:after="100" w:before="200"/>
       </w:pPr>
       <w:r>
         <w:rPr>
           <w:rFonts w:ascii="Calibri" w:cs="Calibri" w:eastAsia="Calibri" w:hAnsi="Calibri"/>
-          <w:b/>
-          <w:bCs/>
-          <w:sz w:val="20"/>
-          <w:szCs w:val="20"/>
-        </w:rPr>
-        <w:t xml:space="preserve">Tableau 7.</w:t>
-      </w:r>
-      <w:r>
-        <w:rPr>
-          <w:rFonts w:ascii="Calibri" w:cs="Calibri" w:eastAsia="Calibri" w:hAnsi="Calibri"/>
-          <w:sz w:val="20"/>
-          <w:szCs w:val="20"/>
-        </w:rPr>
-        <w:t xml:space="preserve"> Indice de coordination interpersonnelle (corrélation croisée fenêtrée) : dyades réelles (n = 60) et pseudo-dyades (n = 300).</w:t>
-      </w:r>
-    </w:p>
-    <w:tbl>
-      <w:tblPr>
-        <w:tblW w:type="dxa" w:w="9300"/>
-        <w:tblBorders>
-          <w:top w:val="single" w:color="auto" w:sz="4"/>
-          <w:left w:val="single" w:color="auto" w:sz="4"/>
-          <w:bottom w:val="single" w:color="auto" w:sz="4"/>
-          <w:right w:val="single" w:color="auto" w:sz="4"/>
-          <w:insideH w:val="single" w:color="auto" w:sz="4"/>
-          <w:insideV w:val="single" w:color="auto" w:sz="4"/>
-        </w:tblBorders>
-      </w:tblPr>
-      <w:tblGrid>
-        <w:gridCol w:w="1100"/>
-        <w:gridCol w:w="1500"/>
-        <w:gridCol w:w="1350"/>
-        <w:gridCol w:w="1350"/>
-        <w:gridCol w:w="800"/>
-        <w:gridCol w:w="900"/>
-        <w:gridCol w:w="2300"/>
-      </w:tblGrid>
-      <w:tr>
-        <w:trPr>
-          <w:cantSplit/>
-          <w:tblHeader/>
-        </w:trPr>
-        <w:tc>
-          <w:tcPr>
-            <w:tcW w:type="dxa" w:w="1100"/>
-            <w:tcBorders>
-              <w:top w:val="single" w:color="999999" w:sz="4"/>
-              <w:left w:val="none" w:color="FFFFFF" w:sz="0"/>
-              <w:bottom w:val="single" w:color="999999" w:sz="4"/>
-              <w:right w:val="none" w:color="FFFFFF" w:sz="0"/>
-            </w:tcBorders>
-            <w:shd w:fill="E8EDF3" w:color="auto" w:val="clear"/>
-            <w:tcMar>
-              <w:top w:type="dxa" w:w="40"/>
-              <w:left w:type="dxa" w:w="80"/>
-              <w:bottom w:type="dxa" w:w="40"/>
-              <w:right w:type="dxa" w:w="80"/>
-            </w:tcMar>
-          </w:tcPr>
-          <w:p>
-            <w:pPr>
-              <w:jc w:val="left"/>
-            </w:pPr>
-            <w:r>
-              <w:rPr>
-                <w:rFonts w:ascii="Calibri" w:cs="Calibri" w:eastAsia="Calibri" w:hAnsi="Calibri"/>
-                <w:b/>
-                <w:bCs/>
-                <w:sz w:val="18"/>
-                <w:szCs w:val="18"/>
-              </w:rPr>
-              <w:t xml:space="preserve">Signal</w:t>
-            </w:r>
-          </w:p>
-        </w:tc>
-        <w:tc>
-          <w:tcPr>
-            <w:tcW w:type="dxa" w:w="1500"/>
-            <w:tcBorders>
-              <w:top w:val="single" w:color="999999" w:sz="4"/>
-              <w:left w:val="none" w:color="FFFFFF" w:sz="0"/>
-              <w:bottom w:val="single" w:color="999999" w:sz="4"/>
-              <w:right w:val="none" w:color="FFFFFF" w:sz="0"/>
-            </w:tcBorders>
-            <w:shd w:fill="E8EDF3" w:color="auto" w:val="clear"/>
-            <w:tcMar>
-              <w:top w:type="dxa" w:w="40"/>
-              <w:left w:type="dxa" w:w="80"/>
-              <w:bottom w:type="dxa" w:w="40"/>
-              <w:right w:type="dxa" w:w="80"/>
-            </w:tcMar>
-          </w:tcPr>
-          <w:p>
-            <w:pPr>
-              <w:jc w:val="center"/>
-            </w:pPr>
-            <w:r>
-              <w:rPr>
-                <w:rFonts w:ascii="Calibri" w:cs="Calibri" w:eastAsia="Calibri" w:hAnsi="Calibri"/>
-                <w:b/>
-                <w:bCs/>
-                <w:sz w:val="18"/>
-                <w:szCs w:val="18"/>
-              </w:rPr>
-              <w:t xml:space="preserve">Système</w:t>
-            </w:r>
-          </w:p>
-        </w:tc>
-        <w:tc>
-          <w:tcPr>
-            <w:tcW w:type="dxa" w:w="1350"/>
-            <w:tcBorders>
-              <w:top w:val="single" w:color="999999" w:sz="4"/>
-              <w:left w:val="none" w:color="FFFFFF" w:sz="0"/>
-              <w:bottom w:val="single" w:color="999999" w:sz="4"/>
-              <w:right w:val="none" w:color="FFFFFF" w:sz="0"/>
-            </w:tcBorders>
-            <w:shd w:fill="E8EDF3" w:color="auto" w:val="clear"/>
-            <w:tcMar>
-              <w:top w:type="dxa" w:w="40"/>
-              <w:left w:type="dxa" w:w="80"/>
-              <w:bottom w:type="dxa" w:w="40"/>
-              <w:right w:type="dxa" w:w="80"/>
-            </w:tcMar>
-          </w:tcPr>
-          <w:p>
-            <w:pPr>
-              <w:jc w:val="center"/>
-            </w:pPr>
-            <w:r>
-              <w:rPr>
-                <w:rFonts w:ascii="Calibri" w:cs="Calibri" w:eastAsia="Calibri" w:hAnsi="Calibri"/>
-                <w:b/>
-                <w:bCs/>
-                <w:sz w:val="18"/>
-                <w:szCs w:val="18"/>
-              </w:rPr>
-              <w:t xml:space="preserve">Réelles M (ET)</w:t>
-            </w:r>
-          </w:p>
-        </w:tc>
-        <w:tc>
-          <w:tcPr>
-            <w:tcW w:type="dxa" w:w="1350"/>
-            <w:tcBorders>
-              <w:top w:val="single" w:color="999999" w:sz="4"/>
-              <w:left w:val="none" w:color="FFFFFF" w:sz="0"/>
-              <w:bottom w:val="single" w:color="999999" w:sz="4"/>
-              <w:right w:val="none" w:color="FFFFFF" w:sz="0"/>
-            </w:tcBorders>
-            <w:shd w:fill="E8EDF3" w:color="auto" w:val="clear"/>
-            <w:tcMar>
-              <w:top w:type="dxa" w:w="40"/>
-              <w:left w:type="dxa" w:w="80"/>
-              <w:bottom w:type="dxa" w:w="40"/>
-              <w:right w:type="dxa" w:w="80"/>
-            </w:tcMar>
-          </w:tcPr>
-          <w:p>
-            <w:pPr>
-              <w:jc w:val="center"/>
-            </w:pPr>
-            <w:r>
-              <w:rPr>
-                <w:rFonts w:ascii="Calibri" w:cs="Calibri" w:eastAsia="Calibri" w:hAnsi="Calibri"/>
-                <w:b/>
-                <w:bCs/>
-                <w:sz w:val="18"/>
-                <w:szCs w:val="18"/>
-              </w:rPr>
-              <w:t xml:space="preserve">Pseudo M (ET)</w:t>
-            </w:r>
-          </w:p>
-        </w:tc>
-        <w:tc>
-          <w:tcPr>
-            <w:tcW w:type="dxa" w:w="800"/>
-            <w:tcBorders>
-              <w:top w:val="single" w:color="999999" w:sz="4"/>
-              <w:left w:val="none" w:color="FFFFFF" w:sz="0"/>
-              <w:bottom w:val="single" w:color="999999" w:sz="4"/>
-              <w:right w:val="none" w:color="FFFFFF" w:sz="0"/>
-            </w:tcBorders>
-            <w:shd w:fill="E8EDF3" w:color="auto" w:val="clear"/>
-            <w:tcMar>
-              <w:top w:type="dxa" w:w="40"/>
-              <w:left w:type="dxa" w:w="80"/>
-              <w:bottom w:type="dxa" w:w="40"/>
-              <w:right w:type="dxa" w:w="80"/>
-            </w:tcMar>
-          </w:tcPr>
-          <w:p>
-            <w:pPr>
-              <w:jc w:val="center"/>
-            </w:pPr>
-            <w:r>
-              <w:rPr>
-                <w:rFonts w:ascii="Calibri" w:cs="Calibri" w:eastAsia="Calibri" w:hAnsi="Calibri"/>
-                <w:b/>
-                <w:bCs/>
-                <w:sz w:val="18"/>
-                <w:szCs w:val="18"/>
-              </w:rPr>
-              <w:t xml:space="preserve">d</w:t>
-            </w:r>
-          </w:p>
-        </w:tc>
-        <w:tc>
-          <w:tcPr>
-            <w:tcW w:type="dxa" w:w="900"/>
-            <w:tcBorders>
-              <w:top w:val="single" w:color="999999" w:sz="4"/>
-              <w:left w:val="none" w:color="FFFFFF" w:sz="0"/>
-              <w:bottom w:val="single" w:color="999999" w:sz="4"/>
-              <w:right w:val="none" w:color="FFFFFF" w:sz="0"/>
-            </w:tcBorders>
-            <w:shd w:fill="E8EDF3" w:color="auto" w:val="clear"/>
-            <w:tcMar>
-              <w:top w:type="dxa" w:w="40"/>
-              <w:left w:type="dxa" w:w="80"/>
-              <w:bottom w:type="dxa" w:w="40"/>
-              <w:right w:type="dxa" w:w="80"/>
-            </w:tcMar>
-          </w:tcPr>
-          <w:p>
-            <w:pPr>
-              <w:jc w:val="center"/>
-            </w:pPr>
-            <w:r>
-              <w:rPr>
-                <w:rFonts w:ascii="Calibri" w:cs="Calibri" w:eastAsia="Calibri" w:hAnsi="Calibri"/>
-                <w:b/>
-                <w:bCs/>
-                <w:sz w:val="18"/>
-                <w:szCs w:val="18"/>
-              </w:rPr>
-              <w:t xml:space="preserve">p</w:t>
-            </w:r>
-          </w:p>
-        </w:tc>
-        <w:tc>
-          <w:tcPr>
-            <w:tcW w:type="dxa" w:w="2300"/>
-            <w:tcBorders>
-              <w:top w:val="single" w:color="999999" w:sz="4"/>
-              <w:left w:val="none" w:color="FFFFFF" w:sz="0"/>
-              <w:bottom w:val="single" w:color="999999" w:sz="4"/>
-              <w:right w:val="none" w:color="FFFFFF" w:sz="0"/>
-            </w:tcBorders>
-            <w:shd w:fill="E8EDF3" w:color="auto" w:val="clear"/>
-            <w:tcMar>
-              <w:top w:type="dxa" w:w="40"/>
-              <w:left w:type="dxa" w:w="80"/>
-              <w:bottom w:type="dxa" w:w="40"/>
-              <w:right w:type="dxa" w:w="80"/>
-            </w:tcMar>
-          </w:tcPr>
-          <w:p>
-            <w:pPr>
-              <w:jc w:val="center"/>
-            </w:pPr>
-            <w:r>
-              <w:rPr>
-                <w:rFonts w:ascii="Calibri" w:cs="Calibri" w:eastAsia="Calibri" w:hAnsi="Calibri"/>
-                <w:b/>
-                <w:bCs/>
-                <w:sz w:val="18"/>
-                <w:szCs w:val="18"/>
-              </w:rPr>
-              <w:t xml:space="preserve">Accord avec MediaPipe : r / ICC</w:t>
-            </w:r>
-          </w:p>
-        </w:tc>
-      </w:tr>
-      <w:tr>
-        <w:trPr>
-          <w:cantSplit/>
-          <w:tblHeader w:val="off"/>
-        </w:trPr>
-        <w:tc>
-          <w:tcPr>
-            <w:tcW w:type="dxa" w:w="1100"/>
-            <w:tcBorders>
-              <w:top w:val="single" w:color="999999" w:sz="4"/>
-              <w:left w:val="none" w:color="FFFFFF" w:sz="0"/>
-              <w:bottom w:val="none" w:color="FFFFFF" w:sz="0"/>
-              <w:right w:val="none" w:color="FFFFFF" w:sz="0"/>
-            </w:tcBorders>
-            <w:tcMar>
-              <w:top w:type="dxa" w:w="40"/>
-              <w:left w:type="dxa" w:w="80"/>
-              <w:bottom w:type="dxa" w:w="40"/>
-              <w:right w:type="dxa" w:w="80"/>
-            </w:tcMar>
-          </w:tcPr>
-          <w:p>
-            <w:pPr>
-              <w:jc w:val="left"/>
-            </w:pPr>
-            <w:r>
-              <w:rPr>
-                <w:rFonts w:ascii="Calibri" w:cs="Calibri" w:eastAsia="Calibri" w:hAnsi="Calibri"/>
-                <w:b w:val="false"/>
-                <w:bCs w:val="false"/>
-                <w:sz w:val="18"/>
-                <w:szCs w:val="18"/>
-              </w:rPr>
-              <w:t xml:space="preserve">Tête</w:t>
-            </w:r>
-          </w:p>
-        </w:tc>
-        <w:tc>
-          <w:tcPr>
-            <w:tcW w:type="dxa" w:w="1500"/>
-            <w:tcBorders>
-              <w:top w:val="single" w:color="999999" w:sz="4"/>
-              <w:left w:val="none" w:color="FFFFFF" w:sz="0"/>
-              <w:bottom w:val="none" w:color="FFFFFF" w:sz="0"/>
-              <w:right w:val="none" w:color="FFFFFF" w:sz="0"/>
-            </w:tcBorders>
-            <w:tcMar>
-              <w:top w:type="dxa" w:w="40"/>
-              <w:left w:type="dxa" w:w="80"/>
-              <w:bottom w:type="dxa" w:w="40"/>
-              <w:right w:type="dxa" w:w="80"/>
-            </w:tcMar>
-          </w:tcPr>
-          <w:p>
-            <w:pPr>
-              <w:jc w:val="center"/>
-            </w:pPr>
-            <w:r>
-              <w:rPr>
-                <w:rFonts w:ascii="Calibri" w:cs="Calibri" w:eastAsia="Calibri" w:hAnsi="Calibri"/>
-                <w:b w:val="false"/>
-                <w:bCs w:val="false"/>
-                <w:sz w:val="18"/>
-                <w:szCs w:val="18"/>
-              </w:rPr>
-              <w:t xml:space="preserve">MediaPipe</w:t>
-            </w:r>
-          </w:p>
-        </w:tc>
-        <w:tc>
-          <w:tcPr>
-            <w:tcW w:type="dxa" w:w="1350"/>
-            <w:tcBorders>
-              <w:top w:val="single" w:color="999999" w:sz="4"/>
-              <w:left w:val="none" w:color="FFFFFF" w:sz="0"/>
-              <w:bottom w:val="none" w:color="FFFFFF" w:sz="0"/>
-              <w:right w:val="none" w:color="FFFFFF" w:sz="0"/>
-            </w:tcBorders>
-            <w:tcMar>
-              <w:top w:type="dxa" w:w="40"/>
-              <w:left w:type="dxa" w:w="80"/>
-              <w:bottom w:type="dxa" w:w="40"/>
-              <w:right w:type="dxa" w:w="80"/>
-            </w:tcMar>
-          </w:tcPr>
-          <w:p>
-            <w:pPr>
-              <w:jc w:val="center"/>
-            </w:pPr>
-            <w:r>
-              <w:rPr>
-                <w:rFonts w:ascii="Calibri" w:cs="Calibri" w:eastAsia="Calibri" w:hAnsi="Calibri"/>
-                <w:b w:val="false"/>
-                <w:bCs w:val="false"/>
-                <w:sz w:val="18"/>
-                <w:szCs w:val="18"/>
-              </w:rPr>
-              <w:t xml:space="preserve">,468 (,030)</w:t>
-            </w:r>
-          </w:p>
-        </w:tc>
-        <w:tc>
-          <w:tcPr>
-            <w:tcW w:type="dxa" w:w="1350"/>
-            <w:tcBorders>
-              <w:top w:val="single" w:color="999999" w:sz="4"/>
-              <w:left w:val="none" w:color="FFFFFF" w:sz="0"/>
-              <w:bottom w:val="none" w:color="FFFFFF" w:sz="0"/>
-              <w:right w:val="none" w:color="FFFFFF" w:sz="0"/>
-            </w:tcBorders>
-            <w:tcMar>
-              <w:top w:type="dxa" w:w="40"/>
-              <w:left w:type="dxa" w:w="80"/>
-              <w:bottom w:type="dxa" w:w="40"/>
-              <w:right w:type="dxa" w:w="80"/>
-            </w:tcMar>
-          </w:tcPr>
-          <w:p>
-            <w:pPr>
-              <w:jc w:val="center"/>
-            </w:pPr>
-            <w:r>
-              <w:rPr>
-                <w:rFonts w:ascii="Calibri" w:cs="Calibri" w:eastAsia="Calibri" w:hAnsi="Calibri"/>
-                <w:b w:val="false"/>
-                <w:bCs w:val="false"/>
-                <w:sz w:val="18"/>
-                <w:szCs w:val="18"/>
-              </w:rPr>
-              <w:t xml:space="preserve">,454 (,030)</w:t>
-            </w:r>
-          </w:p>
-        </w:tc>
-        <w:tc>
-          <w:tcPr>
-            <w:tcW w:type="dxa" w:w="800"/>
-            <w:tcBorders>
-              <w:top w:val="single" w:color="999999" w:sz="4"/>
-              <w:left w:val="none" w:color="FFFFFF" w:sz="0"/>
-              <w:bottom w:val="none" w:color="FFFFFF" w:sz="0"/>
-              <w:right w:val="none" w:color="FFFFFF" w:sz="0"/>
-            </w:tcBorders>
-            <w:tcMar>
-              <w:top w:type="dxa" w:w="40"/>
-              <w:left w:type="dxa" w:w="80"/>
-              <w:bottom w:type="dxa" w:w="40"/>
-              <w:right w:type="dxa" w:w="80"/>
-            </w:tcMar>
-          </w:tcPr>
-          <w:p>
-            <w:pPr>
-              <w:jc w:val="center"/>
-            </w:pPr>
-            <w:r>
-              <w:rPr>
-                <w:rFonts w:ascii="Calibri" w:cs="Calibri" w:eastAsia="Calibri" w:hAnsi="Calibri"/>
-                <w:b w:val="false"/>
-                <w:bCs w:val="false"/>
-                <w:sz w:val="18"/>
-                <w:szCs w:val="18"/>
-              </w:rPr>
-              <w:t xml:space="preserve">0,48</w:t>
-            </w:r>
-          </w:p>
-        </w:tc>
-        <w:tc>
-          <w:tcPr>
-            <w:tcW w:type="dxa" w:w="900"/>
-            <w:tcBorders>
-              <w:top w:val="single" w:color="999999" w:sz="4"/>
-              <w:left w:val="none" w:color="FFFFFF" w:sz="0"/>
-              <w:bottom w:val="none" w:color="FFFFFF" w:sz="0"/>
-              <w:right w:val="none" w:color="FFFFFF" w:sz="0"/>
-            </w:tcBorders>
-            <w:tcMar>
-              <w:top w:type="dxa" w:w="40"/>
-              <w:left w:type="dxa" w:w="80"/>
-              <w:bottom w:type="dxa" w:w="40"/>
-              <w:right w:type="dxa" w:w="80"/>
-            </w:tcMar>
-          </w:tcPr>
-          <w:p>
-            <w:pPr>
-              <w:jc w:val="center"/>
-            </w:pPr>
-            <w:r>
-              <w:rPr>
-                <w:rFonts w:ascii="Calibri" w:cs="Calibri" w:eastAsia="Calibri" w:hAnsi="Calibri"/>
-                <w:b w:val="false"/>
-                <w:bCs w:val="false"/>
-                <w:sz w:val="18"/>
-                <w:szCs w:val="18"/>
-              </w:rPr>
-              <w:t xml:space="preserve">,001</w:t>
-            </w:r>
-          </w:p>
-        </w:tc>
-        <w:tc>
-          <w:tcPr>
-            <w:tcW w:type="dxa" w:w="2300"/>
-            <w:tcBorders>
-              <w:top w:val="single" w:color="999999" w:sz="4"/>
-              <w:left w:val="none" w:color="FFFFFF" w:sz="0"/>
-              <w:bottom w:val="none" w:color="FFFFFF" w:sz="0"/>
-              <w:right w:val="none" w:color="FFFFFF" w:sz="0"/>
-            </w:tcBorders>
-            <w:tcMar>
-              <w:top w:type="dxa" w:w="40"/>
-              <w:left w:type="dxa" w:w="80"/>
-              <w:bottom w:type="dxa" w:w="40"/>
-              <w:right w:type="dxa" w:w="80"/>
-            </w:tcMar>
-          </w:tcPr>
-          <w:p>
-            <w:pPr>
-              <w:jc w:val="center"/>
-            </w:pPr>
-            <w:r>
-              <w:rPr>
-                <w:rFonts w:ascii="Calibri" w:cs="Calibri" w:eastAsia="Calibri" w:hAnsi="Calibri"/>
-                <w:b w:val="false"/>
-                <w:bCs w:val="false"/>
-                <w:sz w:val="18"/>
-                <w:szCs w:val="18"/>
-              </w:rPr>
-              <w:t xml:space="preserve">—</w:t>
-            </w:r>
-          </w:p>
-        </w:tc>
-      </w:tr>
-      <w:tr>
-        <w:trPr>
-          <w:cantSplit/>
-          <w:tblHeader w:val="off"/>
-        </w:trPr>
-        <w:tc>
-          <w:tcPr>
-            <w:tcW w:type="dxa" w:w="1100"/>
-            <w:tcBorders>
-              <w:top w:val="none" w:color="FFFFFF" w:sz="0"/>
-              <w:left w:val="none" w:color="FFFFFF" w:sz="0"/>
-              <w:bottom w:val="none" w:color="FFFFFF" w:sz="0"/>
-              <w:right w:val="none" w:color="FFFFFF" w:sz="0"/>
-            </w:tcBorders>
-            <w:tcMar>
-              <w:top w:type="dxa" w:w="40"/>
-              <w:left w:type="dxa" w:w="80"/>
-              <w:bottom w:type="dxa" w:w="40"/>
-              <w:right w:type="dxa" w:w="80"/>
-            </w:tcMar>
-          </w:tcPr>
-          <w:p>
-            <w:pPr>
-              <w:jc w:val="left"/>
-            </w:pPr>
-          </w:p>
-        </w:tc>
-        <w:tc>
-          <w:tcPr>
-            <w:tcW w:type="dxa" w:w="1500"/>
-            <w:tcBorders>
-              <w:top w:val="none" w:color="FFFFFF" w:sz="0"/>
-              <w:left w:val="none" w:color="FFFFFF" w:sz="0"/>
-              <w:bottom w:val="none" w:color="FFFFFF" w:sz="0"/>
-              <w:right w:val="none" w:color="FFFFFF" w:sz="0"/>
-            </w:tcBorders>
-            <w:tcMar>
-              <w:top w:type="dxa" w:w="40"/>
-              <w:left w:type="dxa" w:w="80"/>
-              <w:bottom w:type="dxa" w:w="40"/>
-              <w:right w:type="dxa" w:w="80"/>
-            </w:tcMar>
-          </w:tcPr>
-          <w:p>
-            <w:pPr>
-              <w:jc w:val="center"/>
-            </w:pPr>
-            <w:r>
-              <w:rPr>
-                <w:rFonts w:ascii="Calibri" w:cs="Calibri" w:eastAsia="Calibri" w:hAnsi="Calibri"/>
-                <w:b w:val="false"/>
-                <w:bCs w:val="false"/>
-                <w:sz w:val="18"/>
-                <w:szCs w:val="18"/>
-              </w:rPr>
-              <w:t xml:space="preserve">Vicon projeté</w:t>
-            </w:r>
-          </w:p>
-        </w:tc>
-        <w:tc>
-          <w:tcPr>
-            <w:tcW w:type="dxa" w:w="1350"/>
-            <w:tcBorders>
-              <w:top w:val="none" w:color="FFFFFF" w:sz="0"/>
-              <w:left w:val="none" w:color="FFFFFF" w:sz="0"/>
-              <w:bottom w:val="none" w:color="FFFFFF" w:sz="0"/>
-              <w:right w:val="none" w:color="FFFFFF" w:sz="0"/>
-            </w:tcBorders>
-            <w:tcMar>
-              <w:top w:type="dxa" w:w="40"/>
-              <w:left w:type="dxa" w:w="80"/>
-              <w:bottom w:type="dxa" w:w="40"/>
-              <w:right w:type="dxa" w:w="80"/>
-            </w:tcMar>
-          </w:tcPr>
-          <w:p>
-            <w:pPr>
-              <w:jc w:val="center"/>
-            </w:pPr>
-            <w:r>
-              <w:rPr>
-                <w:rFonts w:ascii="Calibri" w:cs="Calibri" w:eastAsia="Calibri" w:hAnsi="Calibri"/>
-                <w:b w:val="false"/>
-                <w:bCs w:val="false"/>
-                <w:sz w:val="18"/>
-                <w:szCs w:val="18"/>
-              </w:rPr>
-              <w:t xml:space="preserve">,481 (,034)</w:t>
-            </w:r>
-          </w:p>
-        </w:tc>
-        <w:tc>
-          <w:tcPr>
-            <w:tcW w:type="dxa" w:w="1350"/>
-            <w:tcBorders>
-              <w:top w:val="none" w:color="FFFFFF" w:sz="0"/>
-              <w:left w:val="none" w:color="FFFFFF" w:sz="0"/>
-              <w:bottom w:val="none" w:color="FFFFFF" w:sz="0"/>
-              <w:right w:val="none" w:color="FFFFFF" w:sz="0"/>
-            </w:tcBorders>
-            <w:tcMar>
-              <w:top w:type="dxa" w:w="40"/>
-              <w:left w:type="dxa" w:w="80"/>
-              <w:bottom w:type="dxa" w:w="40"/>
-              <w:right w:type="dxa" w:w="80"/>
-            </w:tcMar>
-          </w:tcPr>
-          <w:p>
-            <w:pPr>
-              <w:jc w:val="center"/>
-            </w:pPr>
-            <w:r>
-              <w:rPr>
-                <w:rFonts w:ascii="Calibri" w:cs="Calibri" w:eastAsia="Calibri" w:hAnsi="Calibri"/>
-                <w:b w:val="false"/>
-                <w:bCs w:val="false"/>
-                <w:sz w:val="18"/>
-                <w:szCs w:val="18"/>
-              </w:rPr>
-              <w:t xml:space="preserve">,462 (,030)</w:t>
-            </w:r>
-          </w:p>
-        </w:tc>
-        <w:tc>
-          <w:tcPr>
-            <w:tcW w:type="dxa" w:w="800"/>
-            <w:tcBorders>
-              <w:top w:val="none" w:color="FFFFFF" w:sz="0"/>
-              <w:left w:val="none" w:color="FFFFFF" w:sz="0"/>
-              <w:bottom w:val="none" w:color="FFFFFF" w:sz="0"/>
-              <w:right w:val="none" w:color="FFFFFF" w:sz="0"/>
-            </w:tcBorders>
-            <w:tcMar>
-              <w:top w:type="dxa" w:w="40"/>
-              <w:left w:type="dxa" w:w="80"/>
-              <w:bottom w:type="dxa" w:w="40"/>
-              <w:right w:type="dxa" w:w="80"/>
-            </w:tcMar>
-          </w:tcPr>
-          <w:p>
-            <w:pPr>
-              <w:jc w:val="center"/>
-            </w:pPr>
-            <w:r>
-              <w:rPr>
-                <w:rFonts w:ascii="Calibri" w:cs="Calibri" w:eastAsia="Calibri" w:hAnsi="Calibri"/>
-                <w:b w:val="false"/>
-                <w:bCs w:val="false"/>
-                <w:sz w:val="18"/>
-                <w:szCs w:val="18"/>
-              </w:rPr>
-              <w:t xml:space="preserve">0,61</w:t>
-            </w:r>
-          </w:p>
-        </w:tc>
-        <w:tc>
-          <w:tcPr>
-            <w:tcW w:type="dxa" w:w="900"/>
-            <w:tcBorders>
-              <w:top w:val="none" w:color="FFFFFF" w:sz="0"/>
-              <w:left w:val="none" w:color="FFFFFF" w:sz="0"/>
-              <w:bottom w:val="none" w:color="FFFFFF" w:sz="0"/>
-              <w:right w:val="none" w:color="FFFFFF" w:sz="0"/>
-            </w:tcBorders>
-            <w:tcMar>
-              <w:top w:type="dxa" w:w="40"/>
-              <w:left w:type="dxa" w:w="80"/>
-              <w:bottom w:type="dxa" w:w="40"/>
-              <w:right w:type="dxa" w:w="80"/>
-            </w:tcMar>
-          </w:tcPr>
-          <w:p>
-            <w:pPr>
-              <w:jc w:val="center"/>
-            </w:pPr>
-            <w:r>
-              <w:rPr>
-                <w:rFonts w:ascii="Calibri" w:cs="Calibri" w:eastAsia="Calibri" w:hAnsi="Calibri"/>
-                <w:b w:val="false"/>
-                <w:bCs w:val="false"/>
-                <w:sz w:val="18"/>
-                <w:szCs w:val="18"/>
-              </w:rPr>
-              <w:t xml:space="preserve">&lt; ,001</w:t>
-            </w:r>
-          </w:p>
-        </w:tc>
-        <w:tc>
-          <w:tcPr>
-            <w:tcW w:type="dxa" w:w="2300"/>
-            <w:tcBorders>
-              <w:top w:val="none" w:color="FFFFFF" w:sz="0"/>
-              <w:left w:val="none" w:color="FFFFFF" w:sz="0"/>
-              <w:bottom w:val="none" w:color="FFFFFF" w:sz="0"/>
-              <w:right w:val="none" w:color="FFFFFF" w:sz="0"/>
-            </w:tcBorders>
-            <w:tcMar>
-              <w:top w:type="dxa" w:w="40"/>
-              <w:left w:type="dxa" w:w="80"/>
-              <w:bottom w:type="dxa" w:w="40"/>
-              <w:right w:type="dxa" w:w="80"/>
-            </w:tcMar>
-          </w:tcPr>
-          <w:p>
-            <w:pPr>
-              <w:jc w:val="center"/>
-            </w:pPr>
-            <w:r>
-              <w:rPr>
-                <w:rFonts w:ascii="Calibri" w:cs="Calibri" w:eastAsia="Calibri" w:hAnsi="Calibri"/>
-                <w:b w:val="false"/>
-                <w:bCs w:val="false"/>
-                <w:sz w:val="18"/>
-                <w:szCs w:val="18"/>
-              </w:rPr>
-              <w:t xml:space="preserve">,72 / ,67</w:t>
-            </w:r>
-          </w:p>
-        </w:tc>
-      </w:tr>
-      <w:tr>
-        <w:trPr>
-          <w:cantSplit/>
-          <w:tblHeader w:val="off"/>
-        </w:trPr>
-        <w:tc>
-          <w:tcPr>
-            <w:tcW w:type="dxa" w:w="1100"/>
-            <w:tcBorders>
-              <w:top w:val="none" w:color="FFFFFF" w:sz="0"/>
-              <w:left w:val="none" w:color="FFFFFF" w:sz="0"/>
-              <w:bottom w:val="none" w:color="FFFFFF" w:sz="0"/>
-              <w:right w:val="none" w:color="FFFFFF" w:sz="0"/>
-            </w:tcBorders>
-            <w:tcMar>
-              <w:top w:type="dxa" w:w="40"/>
-              <w:left w:type="dxa" w:w="80"/>
-              <w:bottom w:type="dxa" w:w="40"/>
-              <w:right w:type="dxa" w:w="80"/>
-            </w:tcMar>
-          </w:tcPr>
-          <w:p>
-            <w:pPr>
-              <w:jc w:val="left"/>
-            </w:pPr>
-          </w:p>
-        </w:tc>
-        <w:tc>
-          <w:tcPr>
-            <w:tcW w:type="dxa" w:w="1500"/>
-            <w:tcBorders>
-              <w:top w:val="none" w:color="FFFFFF" w:sz="0"/>
-              <w:left w:val="none" w:color="FFFFFF" w:sz="0"/>
-              <w:bottom w:val="none" w:color="FFFFFF" w:sz="0"/>
-              <w:right w:val="none" w:color="FFFFFF" w:sz="0"/>
-            </w:tcBorders>
-            <w:tcMar>
-              <w:top w:type="dxa" w:w="40"/>
-              <w:left w:type="dxa" w:w="80"/>
-              <w:bottom w:type="dxa" w:w="40"/>
-              <w:right w:type="dxa" w:w="80"/>
-            </w:tcMar>
-          </w:tcPr>
-          <w:p>
-            <w:pPr>
-              <w:jc w:val="center"/>
-            </w:pPr>
-            <w:r>
-              <w:rPr>
-                <w:rFonts w:ascii="Calibri" w:cs="Calibri" w:eastAsia="Calibri" w:hAnsi="Calibri"/>
-                <w:b w:val="false"/>
-                <w:bCs w:val="false"/>
-                <w:sz w:val="18"/>
-                <w:szCs w:val="18"/>
-              </w:rPr>
-              <w:t xml:space="preserve">Vicon 3D</w:t>
-            </w:r>
-          </w:p>
-        </w:tc>
-        <w:tc>
-          <w:tcPr>
-            <w:tcW w:type="dxa" w:w="1350"/>
-            <w:tcBorders>
-              <w:top w:val="none" w:color="FFFFFF" w:sz="0"/>
-              <w:left w:val="none" w:color="FFFFFF" w:sz="0"/>
-              <w:bottom w:val="none" w:color="FFFFFF" w:sz="0"/>
-              <w:right w:val="none" w:color="FFFFFF" w:sz="0"/>
-            </w:tcBorders>
-            <w:tcMar>
-              <w:top w:type="dxa" w:w="40"/>
-              <w:left w:type="dxa" w:w="80"/>
-              <w:bottom w:type="dxa" w:w="40"/>
-              <w:right w:type="dxa" w:w="80"/>
-            </w:tcMar>
-          </w:tcPr>
-          <w:p>
-            <w:pPr>
-              <w:jc w:val="center"/>
-            </w:pPr>
-            <w:r>
-              <w:rPr>
-                <w:rFonts w:ascii="Calibri" w:cs="Calibri" w:eastAsia="Calibri" w:hAnsi="Calibri"/>
-                <w:b w:val="false"/>
-                <w:bCs w:val="false"/>
-                <w:sz w:val="18"/>
-                <w:szCs w:val="18"/>
-              </w:rPr>
-              <w:t xml:space="preserve">,494 (,036)</w:t>
-            </w:r>
-          </w:p>
-        </w:tc>
-        <w:tc>
-          <w:tcPr>
-            <w:tcW w:type="dxa" w:w="1350"/>
-            <w:tcBorders>
-              <w:top w:val="none" w:color="FFFFFF" w:sz="0"/>
-              <w:left w:val="none" w:color="FFFFFF" w:sz="0"/>
-              <w:bottom w:val="none" w:color="FFFFFF" w:sz="0"/>
-              <w:right w:val="none" w:color="FFFFFF" w:sz="0"/>
-            </w:tcBorders>
-            <w:tcMar>
-              <w:top w:type="dxa" w:w="40"/>
-              <w:left w:type="dxa" w:w="80"/>
-              <w:bottom w:type="dxa" w:w="40"/>
-              <w:right w:type="dxa" w:w="80"/>
-            </w:tcMar>
-          </w:tcPr>
-          <w:p>
-            <w:pPr>
-              <w:jc w:val="center"/>
-            </w:pPr>
-            <w:r>
-              <w:rPr>
-                <w:rFonts w:ascii="Calibri" w:cs="Calibri" w:eastAsia="Calibri" w:hAnsi="Calibri"/>
-                <w:b w:val="false"/>
-                <w:bCs w:val="false"/>
-                <w:sz w:val="18"/>
-                <w:szCs w:val="18"/>
-              </w:rPr>
-              <w:t xml:space="preserve">,474 (,032)</w:t>
-            </w:r>
-          </w:p>
-        </w:tc>
-        <w:tc>
-          <w:tcPr>
-            <w:tcW w:type="dxa" w:w="800"/>
-            <w:tcBorders>
-              <w:top w:val="none" w:color="FFFFFF" w:sz="0"/>
-              <w:left w:val="none" w:color="FFFFFF" w:sz="0"/>
-              <w:bottom w:val="none" w:color="FFFFFF" w:sz="0"/>
-              <w:right w:val="none" w:color="FFFFFF" w:sz="0"/>
-            </w:tcBorders>
-            <w:tcMar>
-              <w:top w:type="dxa" w:w="40"/>
-              <w:left w:type="dxa" w:w="80"/>
-              <w:bottom w:type="dxa" w:w="40"/>
-              <w:right w:type="dxa" w:w="80"/>
-            </w:tcMar>
-          </w:tcPr>
-          <w:p>
-            <w:pPr>
-              <w:jc w:val="center"/>
-            </w:pPr>
-            <w:r>
-              <w:rPr>
-                <w:rFonts w:ascii="Calibri" w:cs="Calibri" w:eastAsia="Calibri" w:hAnsi="Calibri"/>
-                <w:b w:val="false"/>
-                <w:bCs w:val="false"/>
-                <w:sz w:val="18"/>
-                <w:szCs w:val="18"/>
-              </w:rPr>
-              <w:t xml:space="preserve">0,59</w:t>
-            </w:r>
-          </w:p>
-        </w:tc>
-        <w:tc>
-          <w:tcPr>
-            <w:tcW w:type="dxa" w:w="900"/>
-            <w:tcBorders>
-              <w:top w:val="none" w:color="FFFFFF" w:sz="0"/>
-              <w:left w:val="none" w:color="FFFFFF" w:sz="0"/>
-              <w:bottom w:val="none" w:color="FFFFFF" w:sz="0"/>
-              <w:right w:val="none" w:color="FFFFFF" w:sz="0"/>
-            </w:tcBorders>
-            <w:tcMar>
-              <w:top w:type="dxa" w:w="40"/>
-              <w:left w:type="dxa" w:w="80"/>
-              <w:bottom w:type="dxa" w:w="40"/>
-              <w:right w:type="dxa" w:w="80"/>
-            </w:tcMar>
-          </w:tcPr>
-          <w:p>
-            <w:pPr>
-              <w:jc w:val="center"/>
-            </w:pPr>
-            <w:r>
-              <w:rPr>
-                <w:rFonts w:ascii="Calibri" w:cs="Calibri" w:eastAsia="Calibri" w:hAnsi="Calibri"/>
-                <w:b w:val="false"/>
-                <w:bCs w:val="false"/>
-                <w:sz w:val="18"/>
-                <w:szCs w:val="18"/>
-              </w:rPr>
-              <w:t xml:space="preserve">&lt; ,001</w:t>
-            </w:r>
-          </w:p>
-        </w:tc>
-        <w:tc>
-          <w:tcPr>
-            <w:tcW w:type="dxa" w:w="2300"/>
-            <w:tcBorders>
-              <w:top w:val="none" w:color="FFFFFF" w:sz="0"/>
-              <w:left w:val="none" w:color="FFFFFF" w:sz="0"/>
-              <w:bottom w:val="none" w:color="FFFFFF" w:sz="0"/>
-              <w:right w:val="none" w:color="FFFFFF" w:sz="0"/>
-            </w:tcBorders>
-            <w:tcMar>
-              <w:top w:type="dxa" w:w="40"/>
-              <w:left w:type="dxa" w:w="80"/>
-              <w:bottom w:type="dxa" w:w="40"/>
-              <w:right w:type="dxa" w:w="80"/>
-            </w:tcMar>
-          </w:tcPr>
-          <w:p>
-            <w:pPr>
-              <w:jc w:val="center"/>
-            </w:pPr>
-            <w:r>
-              <w:rPr>
-                <w:rFonts w:ascii="Calibri" w:cs="Calibri" w:eastAsia="Calibri" w:hAnsi="Calibri"/>
-                <w:b w:val="false"/>
-                <w:bCs w:val="false"/>
-                <w:sz w:val="18"/>
-                <w:szCs w:val="18"/>
-              </w:rPr>
-              <w:t xml:space="preserve">,69 / ,53</w:t>
-            </w:r>
-          </w:p>
-        </w:tc>
-      </w:tr>
-      <w:tr>
-        <w:trPr>
-          <w:cantSplit/>
-          <w:tblHeader w:val="off"/>
-        </w:trPr>
-        <w:tc>
-          <w:tcPr>
-            <w:tcW w:type="dxa" w:w="1100"/>
-            <w:tcBorders>
-              <w:top w:val="none" w:color="FFFFFF" w:sz="0"/>
-              <w:left w:val="none" w:color="FFFFFF" w:sz="0"/>
-              <w:bottom w:val="none" w:color="FFFFFF" w:sz="0"/>
-              <w:right w:val="none" w:color="FFFFFF" w:sz="0"/>
-            </w:tcBorders>
-            <w:tcMar>
-              <w:top w:type="dxa" w:w="40"/>
-              <w:left w:type="dxa" w:w="80"/>
-              <w:bottom w:type="dxa" w:w="40"/>
-              <w:right w:type="dxa" w:w="80"/>
-            </w:tcMar>
-          </w:tcPr>
-          <w:p>
-            <w:pPr>
-              <w:jc w:val="left"/>
-            </w:pPr>
-            <w:r>
-              <w:rPr>
-                <w:rFonts w:ascii="Calibri" w:cs="Calibri" w:eastAsia="Calibri" w:hAnsi="Calibri"/>
-                <w:b w:val="false"/>
-                <w:bCs w:val="false"/>
-                <w:sz w:val="18"/>
-                <w:szCs w:val="18"/>
-              </w:rPr>
-              <w:t xml:space="preserve">Poignets</w:t>
-            </w:r>
-          </w:p>
-        </w:tc>
-        <w:tc>
-          <w:tcPr>
-            <w:tcW w:type="dxa" w:w="1500"/>
-            <w:tcBorders>
-              <w:top w:val="none" w:color="FFFFFF" w:sz="0"/>
-              <w:left w:val="none" w:color="FFFFFF" w:sz="0"/>
-              <w:bottom w:val="none" w:color="FFFFFF" w:sz="0"/>
-              <w:right w:val="none" w:color="FFFFFF" w:sz="0"/>
-            </w:tcBorders>
-            <w:tcMar>
-              <w:top w:type="dxa" w:w="40"/>
-              <w:left w:type="dxa" w:w="80"/>
-              <w:bottom w:type="dxa" w:w="40"/>
-              <w:right w:type="dxa" w:w="80"/>
-            </w:tcMar>
-          </w:tcPr>
-          <w:p>
-            <w:pPr>
-              <w:jc w:val="center"/>
-            </w:pPr>
-            <w:r>
-              <w:rPr>
-                <w:rFonts w:ascii="Calibri" w:cs="Calibri" w:eastAsia="Calibri" w:hAnsi="Calibri"/>
-                <w:b w:val="false"/>
-                <w:bCs w:val="false"/>
-                <w:sz w:val="18"/>
-                <w:szCs w:val="18"/>
-              </w:rPr>
-              <w:t xml:space="preserve">MediaPipe</w:t>
-            </w:r>
-          </w:p>
-        </w:tc>
-        <w:tc>
-          <w:tcPr>
-            <w:tcW w:type="dxa" w:w="1350"/>
-            <w:tcBorders>
-              <w:top w:val="none" w:color="FFFFFF" w:sz="0"/>
-              <w:left w:val="none" w:color="FFFFFF" w:sz="0"/>
-              <w:bottom w:val="none" w:color="FFFFFF" w:sz="0"/>
-              <w:right w:val="none" w:color="FFFFFF" w:sz="0"/>
-            </w:tcBorders>
-            <w:tcMar>
-              <w:top w:type="dxa" w:w="40"/>
-              <w:left w:type="dxa" w:w="80"/>
-              <w:bottom w:type="dxa" w:w="40"/>
-              <w:right w:type="dxa" w:w="80"/>
-            </w:tcMar>
-          </w:tcPr>
-          <w:p>
-            <w:pPr>
-              <w:jc w:val="center"/>
-            </w:pPr>
-            <w:r>
-              <w:rPr>
-                <w:rFonts w:ascii="Calibri" w:cs="Calibri" w:eastAsia="Calibri" w:hAnsi="Calibri"/>
-                <w:b w:val="false"/>
-                <w:bCs w:val="false"/>
-                <w:sz w:val="18"/>
-                <w:szCs w:val="18"/>
-              </w:rPr>
-              <w:t xml:space="preserve">,467 (,043)</w:t>
-            </w:r>
-          </w:p>
-        </w:tc>
-        <w:tc>
-          <w:tcPr>
-            <w:tcW w:type="dxa" w:w="1350"/>
-            <w:tcBorders>
-              <w:top w:val="none" w:color="FFFFFF" w:sz="0"/>
-              <w:left w:val="none" w:color="FFFFFF" w:sz="0"/>
-              <w:bottom w:val="none" w:color="FFFFFF" w:sz="0"/>
-              <w:right w:val="none" w:color="FFFFFF" w:sz="0"/>
-            </w:tcBorders>
-            <w:tcMar>
-              <w:top w:type="dxa" w:w="40"/>
-              <w:left w:type="dxa" w:w="80"/>
-              <w:bottom w:type="dxa" w:w="40"/>
-              <w:right w:type="dxa" w:w="80"/>
-            </w:tcMar>
-          </w:tcPr>
-          <w:p>
-            <w:pPr>
-              <w:jc w:val="center"/>
-            </w:pPr>
-            <w:r>
-              <w:rPr>
-                <w:rFonts w:ascii="Calibri" w:cs="Calibri" w:eastAsia="Calibri" w:hAnsi="Calibri"/>
-                <w:b w:val="false"/>
-                <w:bCs w:val="false"/>
-                <w:sz w:val="18"/>
-                <w:szCs w:val="18"/>
-              </w:rPr>
-              <w:t xml:space="preserve">,463 (,039)</w:t>
-            </w:r>
-          </w:p>
-        </w:tc>
-        <w:tc>
-          <w:tcPr>
-            <w:tcW w:type="dxa" w:w="800"/>
-            <w:tcBorders>
-              <w:top w:val="none" w:color="FFFFFF" w:sz="0"/>
-              <w:left w:val="none" w:color="FFFFFF" w:sz="0"/>
-              <w:bottom w:val="none" w:color="FFFFFF" w:sz="0"/>
-              <w:right w:val="none" w:color="FFFFFF" w:sz="0"/>
-            </w:tcBorders>
-            <w:tcMar>
-              <w:top w:type="dxa" w:w="40"/>
-              <w:left w:type="dxa" w:w="80"/>
-              <w:bottom w:type="dxa" w:w="40"/>
-              <w:right w:type="dxa" w:w="80"/>
-            </w:tcMar>
-          </w:tcPr>
-          <w:p>
-            <w:pPr>
-              <w:jc w:val="center"/>
-            </w:pPr>
-            <w:r>
-              <w:rPr>
-                <w:rFonts w:ascii="Calibri" w:cs="Calibri" w:eastAsia="Calibri" w:hAnsi="Calibri"/>
-                <w:b w:val="false"/>
-                <w:bCs w:val="false"/>
-                <w:sz w:val="18"/>
-                <w:szCs w:val="18"/>
-              </w:rPr>
-              <w:t xml:space="preserve">0,12</w:t>
-            </w:r>
-          </w:p>
-        </w:tc>
-        <w:tc>
-          <w:tcPr>
-            <w:tcW w:type="dxa" w:w="900"/>
-            <w:tcBorders>
-              <w:top w:val="none" w:color="FFFFFF" w:sz="0"/>
-              <w:left w:val="none" w:color="FFFFFF" w:sz="0"/>
-              <w:bottom w:val="none" w:color="FFFFFF" w:sz="0"/>
-              <w:right w:val="none" w:color="FFFFFF" w:sz="0"/>
-            </w:tcBorders>
-            <w:tcMar>
-              <w:top w:type="dxa" w:w="40"/>
-              <w:left w:type="dxa" w:w="80"/>
-              <w:bottom w:type="dxa" w:w="40"/>
-              <w:right w:type="dxa" w:w="80"/>
-            </w:tcMar>
-          </w:tcPr>
-          <w:p>
-            <w:pPr>
-              <w:jc w:val="center"/>
-            </w:pPr>
-            <w:r>
-              <w:rPr>
-                <w:rFonts w:ascii="Calibri" w:cs="Calibri" w:eastAsia="Calibri" w:hAnsi="Calibri"/>
-                <w:b w:val="false"/>
-                <w:bCs w:val="false"/>
-                <w:sz w:val="18"/>
-                <w:szCs w:val="18"/>
-              </w:rPr>
-              <w:t xml:space="preserve">,21</w:t>
-            </w:r>
-          </w:p>
-        </w:tc>
-        <w:tc>
-          <w:tcPr>
-            <w:tcW w:type="dxa" w:w="2300"/>
-            <w:tcBorders>
-              <w:top w:val="none" w:color="FFFFFF" w:sz="0"/>
-              <w:left w:val="none" w:color="FFFFFF" w:sz="0"/>
-              <w:bottom w:val="none" w:color="FFFFFF" w:sz="0"/>
-              <w:right w:val="none" w:color="FFFFFF" w:sz="0"/>
-            </w:tcBorders>
-            <w:tcMar>
-              <w:top w:type="dxa" w:w="40"/>
-              <w:left w:type="dxa" w:w="80"/>
-              <w:bottom w:type="dxa" w:w="40"/>
-              <w:right w:type="dxa" w:w="80"/>
-            </w:tcMar>
-          </w:tcPr>
-          <w:p>
-            <w:pPr>
-              <w:jc w:val="center"/>
-            </w:pPr>
-            <w:r>
-              <w:rPr>
-                <w:rFonts w:ascii="Calibri" w:cs="Calibri" w:eastAsia="Calibri" w:hAnsi="Calibri"/>
-                <w:b w:val="false"/>
-                <w:bCs w:val="false"/>
-                <w:sz w:val="18"/>
-                <w:szCs w:val="18"/>
-              </w:rPr>
-              <w:t xml:space="preserve">—</w:t>
-            </w:r>
-          </w:p>
-        </w:tc>
-      </w:tr>
-      <w:tr>
-        <w:trPr>
-          <w:cantSplit/>
-          <w:tblHeader w:val="off"/>
-        </w:trPr>
-        <w:tc>
-          <w:tcPr>
-            <w:tcW w:type="dxa" w:w="1100"/>
-            <w:tcBorders>
-              <w:top w:val="none" w:color="FFFFFF" w:sz="0"/>
-              <w:left w:val="none" w:color="FFFFFF" w:sz="0"/>
-              <w:bottom w:val="none" w:color="FFFFFF" w:sz="0"/>
-              <w:right w:val="none" w:color="FFFFFF" w:sz="0"/>
-            </w:tcBorders>
-            <w:tcMar>
-              <w:top w:type="dxa" w:w="40"/>
-              <w:left w:type="dxa" w:w="80"/>
-              <w:bottom w:type="dxa" w:w="40"/>
-              <w:right w:type="dxa" w:w="80"/>
-            </w:tcMar>
-          </w:tcPr>
-          <w:p>
-            <w:pPr>
-              <w:jc w:val="left"/>
-            </w:pPr>
-          </w:p>
-        </w:tc>
-        <w:tc>
-          <w:tcPr>
-            <w:tcW w:type="dxa" w:w="1500"/>
-            <w:tcBorders>
-              <w:top w:val="none" w:color="FFFFFF" w:sz="0"/>
-              <w:left w:val="none" w:color="FFFFFF" w:sz="0"/>
-              <w:bottom w:val="none" w:color="FFFFFF" w:sz="0"/>
-              <w:right w:val="none" w:color="FFFFFF" w:sz="0"/>
-            </w:tcBorders>
-            <w:tcMar>
-              <w:top w:type="dxa" w:w="40"/>
-              <w:left w:type="dxa" w:w="80"/>
-              <w:bottom w:type="dxa" w:w="40"/>
-              <w:right w:type="dxa" w:w="80"/>
-            </w:tcMar>
-          </w:tcPr>
-          <w:p>
-            <w:pPr>
-              <w:jc w:val="center"/>
-            </w:pPr>
-            <w:r>
-              <w:rPr>
-                <w:rFonts w:ascii="Calibri" w:cs="Calibri" w:eastAsia="Calibri" w:hAnsi="Calibri"/>
-                <w:b w:val="false"/>
-                <w:bCs w:val="false"/>
-                <w:sz w:val="18"/>
-                <w:szCs w:val="18"/>
-              </w:rPr>
-              <w:t xml:space="preserve">Vicon projeté</w:t>
-            </w:r>
-          </w:p>
-        </w:tc>
-        <w:tc>
-          <w:tcPr>
-            <w:tcW w:type="dxa" w:w="1350"/>
-            <w:tcBorders>
-              <w:top w:val="none" w:color="FFFFFF" w:sz="0"/>
-              <w:left w:val="none" w:color="FFFFFF" w:sz="0"/>
-              <w:bottom w:val="none" w:color="FFFFFF" w:sz="0"/>
-              <w:right w:val="none" w:color="FFFFFF" w:sz="0"/>
-            </w:tcBorders>
-            <w:tcMar>
-              <w:top w:type="dxa" w:w="40"/>
-              <w:left w:type="dxa" w:w="80"/>
-              <w:bottom w:type="dxa" w:w="40"/>
-              <w:right w:type="dxa" w:w="80"/>
-            </w:tcMar>
-          </w:tcPr>
-          <w:p>
-            <w:pPr>
-              <w:jc w:val="center"/>
-            </w:pPr>
-            <w:r>
-              <w:rPr>
-                <w:rFonts w:ascii="Calibri" w:cs="Calibri" w:eastAsia="Calibri" w:hAnsi="Calibri"/>
-                <w:b w:val="false"/>
-                <w:bCs w:val="false"/>
-                <w:sz w:val="18"/>
-                <w:szCs w:val="18"/>
-              </w:rPr>
-              <w:t xml:space="preserve">,488 (,052)</w:t>
-            </w:r>
-          </w:p>
-        </w:tc>
-        <w:tc>
-          <w:tcPr>
-            <w:tcW w:type="dxa" w:w="1350"/>
-            <w:tcBorders>
-              <w:top w:val="none" w:color="FFFFFF" w:sz="0"/>
-              <w:left w:val="none" w:color="FFFFFF" w:sz="0"/>
-              <w:bottom w:val="none" w:color="FFFFFF" w:sz="0"/>
-              <w:right w:val="none" w:color="FFFFFF" w:sz="0"/>
-            </w:tcBorders>
-            <w:tcMar>
-              <w:top w:type="dxa" w:w="40"/>
-              <w:left w:type="dxa" w:w="80"/>
-              <w:bottom w:type="dxa" w:w="40"/>
-              <w:right w:type="dxa" w:w="80"/>
-            </w:tcMar>
-          </w:tcPr>
-          <w:p>
-            <w:pPr>
-              <w:jc w:val="center"/>
-            </w:pPr>
-            <w:r>
-              <w:rPr>
-                <w:rFonts w:ascii="Calibri" w:cs="Calibri" w:eastAsia="Calibri" w:hAnsi="Calibri"/>
-                <w:b w:val="false"/>
-                <w:bCs w:val="false"/>
-                <w:sz w:val="18"/>
-                <w:szCs w:val="18"/>
-              </w:rPr>
-              <w:t xml:space="preserve">,487 (,044)</w:t>
-            </w:r>
-          </w:p>
-        </w:tc>
-        <w:tc>
-          <w:tcPr>
-            <w:tcW w:type="dxa" w:w="800"/>
-            <w:tcBorders>
-              <w:top w:val="none" w:color="FFFFFF" w:sz="0"/>
-              <w:left w:val="none" w:color="FFFFFF" w:sz="0"/>
-              <w:bottom w:val="none" w:color="FFFFFF" w:sz="0"/>
-              <w:right w:val="none" w:color="FFFFFF" w:sz="0"/>
-            </w:tcBorders>
-            <w:tcMar>
-              <w:top w:type="dxa" w:w="40"/>
-              <w:left w:type="dxa" w:w="80"/>
-              <w:bottom w:type="dxa" w:w="40"/>
-              <w:right w:type="dxa" w:w="80"/>
-            </w:tcMar>
-          </w:tcPr>
-          <w:p>
-            <w:pPr>
-              <w:jc w:val="center"/>
-            </w:pPr>
-            <w:r>
-              <w:rPr>
-                <w:rFonts w:ascii="Calibri" w:cs="Calibri" w:eastAsia="Calibri" w:hAnsi="Calibri"/>
-                <w:b w:val="false"/>
-                <w:bCs w:val="false"/>
-                <w:sz w:val="18"/>
-                <w:szCs w:val="18"/>
-              </w:rPr>
-              <w:t xml:space="preserve">0,02</w:t>
-            </w:r>
-          </w:p>
-        </w:tc>
-        <w:tc>
-          <w:tcPr>
-            <w:tcW w:type="dxa" w:w="900"/>
-            <w:tcBorders>
-              <w:top w:val="none" w:color="FFFFFF" w:sz="0"/>
-              <w:left w:val="none" w:color="FFFFFF" w:sz="0"/>
-              <w:bottom w:val="none" w:color="FFFFFF" w:sz="0"/>
-              <w:right w:val="none" w:color="FFFFFF" w:sz="0"/>
-            </w:tcBorders>
-            <w:tcMar>
-              <w:top w:type="dxa" w:w="40"/>
-              <w:left w:type="dxa" w:w="80"/>
-              <w:bottom w:type="dxa" w:w="40"/>
-              <w:right w:type="dxa" w:w="80"/>
-            </w:tcMar>
-          </w:tcPr>
-          <w:p>
-            <w:pPr>
-              <w:jc w:val="center"/>
-            </w:pPr>
-            <w:r>
-              <w:rPr>
-                <w:rFonts w:ascii="Calibri" w:cs="Calibri" w:eastAsia="Calibri" w:hAnsi="Calibri"/>
-                <w:b w:val="false"/>
-                <w:bCs w:val="false"/>
-                <w:sz w:val="18"/>
-                <w:szCs w:val="18"/>
-              </w:rPr>
-              <w:t xml:space="preserve">,45</w:t>
-            </w:r>
-          </w:p>
-        </w:tc>
-        <w:tc>
-          <w:tcPr>
-            <w:tcW w:type="dxa" w:w="2300"/>
-            <w:tcBorders>
-              <w:top w:val="none" w:color="FFFFFF" w:sz="0"/>
-              <w:left w:val="none" w:color="FFFFFF" w:sz="0"/>
-              <w:bottom w:val="none" w:color="FFFFFF" w:sz="0"/>
-              <w:right w:val="none" w:color="FFFFFF" w:sz="0"/>
-            </w:tcBorders>
-            <w:tcMar>
-              <w:top w:type="dxa" w:w="40"/>
-              <w:left w:type="dxa" w:w="80"/>
-              <w:bottom w:type="dxa" w:w="40"/>
-              <w:right w:type="dxa" w:w="80"/>
-            </w:tcMar>
-          </w:tcPr>
-          <w:p>
-            <w:pPr>
-              <w:jc w:val="center"/>
-            </w:pPr>
-            <w:r>
-              <w:rPr>
-                <w:rFonts w:ascii="Calibri" w:cs="Calibri" w:eastAsia="Calibri" w:hAnsi="Calibri"/>
-                <w:b w:val="false"/>
-                <w:bCs w:val="false"/>
-                <w:sz w:val="18"/>
-                <w:szCs w:val="18"/>
-              </w:rPr>
-              <w:t xml:space="preserve">,82 / ,74</w:t>
-            </w:r>
-          </w:p>
-        </w:tc>
-      </w:tr>
-      <w:tr>
-        <w:trPr>
-          <w:cantSplit/>
-          <w:tblHeader w:val="off"/>
-        </w:trPr>
-        <w:tc>
-          <w:tcPr>
-            <w:tcW w:type="dxa" w:w="1100"/>
-            <w:tcBorders>
-              <w:top w:val="none" w:color="FFFFFF" w:sz="0"/>
-              <w:left w:val="none" w:color="FFFFFF" w:sz="0"/>
-              <w:bottom w:val="single" w:color="999999" w:sz="4"/>
-              <w:right w:val="none" w:color="FFFFFF" w:sz="0"/>
-            </w:tcBorders>
-            <w:tcMar>
-              <w:top w:type="dxa" w:w="40"/>
-              <w:left w:type="dxa" w:w="80"/>
-              <w:bottom w:type="dxa" w:w="40"/>
-              <w:right w:type="dxa" w:w="80"/>
-            </w:tcMar>
-          </w:tcPr>
-          <w:p>
-            <w:pPr>
-              <w:jc w:val="left"/>
-            </w:pPr>
-          </w:p>
-        </w:tc>
-        <w:tc>
-          <w:tcPr>
-            <w:tcW w:type="dxa" w:w="1500"/>
-            <w:tcBorders>
-              <w:top w:val="none" w:color="FFFFFF" w:sz="0"/>
-              <w:left w:val="none" w:color="FFFFFF" w:sz="0"/>
-              <w:bottom w:val="single" w:color="999999" w:sz="4"/>
-              <w:right w:val="none" w:color="FFFFFF" w:sz="0"/>
-            </w:tcBorders>
-            <w:tcMar>
-              <w:top w:type="dxa" w:w="40"/>
-              <w:left w:type="dxa" w:w="80"/>
-              <w:bottom w:type="dxa" w:w="40"/>
-              <w:right w:type="dxa" w:w="80"/>
-            </w:tcMar>
-          </w:tcPr>
-          <w:p>
-            <w:pPr>
-              <w:jc w:val="center"/>
-            </w:pPr>
-            <w:r>
-              <w:rPr>
-                <w:rFonts w:ascii="Calibri" w:cs="Calibri" w:eastAsia="Calibri" w:hAnsi="Calibri"/>
-                <w:b w:val="false"/>
-                <w:bCs w:val="false"/>
-                <w:sz w:val="18"/>
-                <w:szCs w:val="18"/>
-              </w:rPr>
-              <w:t xml:space="preserve">Vicon 3D</w:t>
-            </w:r>
-          </w:p>
-        </w:tc>
-        <w:tc>
-          <w:tcPr>
-            <w:tcW w:type="dxa" w:w="1350"/>
-            <w:tcBorders>
-              <w:top w:val="none" w:color="FFFFFF" w:sz="0"/>
-              <w:left w:val="none" w:color="FFFFFF" w:sz="0"/>
-              <w:bottom w:val="single" w:color="999999" w:sz="4"/>
-              <w:right w:val="none" w:color="FFFFFF" w:sz="0"/>
-            </w:tcBorders>
-            <w:tcMar>
-              <w:top w:type="dxa" w:w="40"/>
-              <w:left w:type="dxa" w:w="80"/>
-              <w:bottom w:type="dxa" w:w="40"/>
-              <w:right w:type="dxa" w:w="80"/>
-            </w:tcMar>
-          </w:tcPr>
-          <w:p>
-            <w:pPr>
-              <w:jc w:val="center"/>
-            </w:pPr>
-            <w:r>
-              <w:rPr>
-                <w:rFonts w:ascii="Calibri" w:cs="Calibri" w:eastAsia="Calibri" w:hAnsi="Calibri"/>
-                <w:b w:val="false"/>
-                <w:bCs w:val="false"/>
-                <w:sz w:val="18"/>
-                <w:szCs w:val="18"/>
-              </w:rPr>
-              <w:t xml:space="preserve">,496 (,050)</w:t>
-            </w:r>
-          </w:p>
-        </w:tc>
-        <w:tc>
-          <w:tcPr>
-            <w:tcW w:type="dxa" w:w="1350"/>
-            <w:tcBorders>
-              <w:top w:val="none" w:color="FFFFFF" w:sz="0"/>
-              <w:left w:val="none" w:color="FFFFFF" w:sz="0"/>
-              <w:bottom w:val="single" w:color="999999" w:sz="4"/>
-              <w:right w:val="none" w:color="FFFFFF" w:sz="0"/>
-            </w:tcBorders>
-            <w:tcMar>
-              <w:top w:type="dxa" w:w="40"/>
-              <w:left w:type="dxa" w:w="80"/>
-              <w:bottom w:type="dxa" w:w="40"/>
-              <w:right w:type="dxa" w:w="80"/>
-            </w:tcMar>
-          </w:tcPr>
-          <w:p>
-            <w:pPr>
-              <w:jc w:val="center"/>
-            </w:pPr>
-            <w:r>
-              <w:rPr>
-                <w:rFonts w:ascii="Calibri" w:cs="Calibri" w:eastAsia="Calibri" w:hAnsi="Calibri"/>
-                <w:b w:val="false"/>
-                <w:bCs w:val="false"/>
-                <w:sz w:val="18"/>
-                <w:szCs w:val="18"/>
-              </w:rPr>
-              <w:t xml:space="preserve">,494 (,042)</w:t>
-            </w:r>
-          </w:p>
-        </w:tc>
-        <w:tc>
-          <w:tcPr>
-            <w:tcW w:type="dxa" w:w="800"/>
-            <w:tcBorders>
-              <w:top w:val="none" w:color="FFFFFF" w:sz="0"/>
-              <w:left w:val="none" w:color="FFFFFF" w:sz="0"/>
-              <w:bottom w:val="single" w:color="999999" w:sz="4"/>
-              <w:right w:val="none" w:color="FFFFFF" w:sz="0"/>
-            </w:tcBorders>
-            <w:tcMar>
-              <w:top w:type="dxa" w:w="40"/>
-              <w:left w:type="dxa" w:w="80"/>
-              <w:bottom w:type="dxa" w:w="40"/>
-              <w:right w:type="dxa" w:w="80"/>
-            </w:tcMar>
-          </w:tcPr>
-          <w:p>
-            <w:pPr>
-              <w:jc w:val="center"/>
-            </w:pPr>
-            <w:r>
-              <w:rPr>
-                <w:rFonts w:ascii="Calibri" w:cs="Calibri" w:eastAsia="Calibri" w:hAnsi="Calibri"/>
-                <w:b w:val="false"/>
-                <w:bCs w:val="false"/>
-                <w:sz w:val="18"/>
-                <w:szCs w:val="18"/>
-              </w:rPr>
-              <w:t xml:space="preserve">0,03</w:t>
-            </w:r>
-          </w:p>
-        </w:tc>
-        <w:tc>
-          <w:tcPr>
-            <w:tcW w:type="dxa" w:w="900"/>
-            <w:tcBorders>
-              <w:top w:val="none" w:color="FFFFFF" w:sz="0"/>
-              <w:left w:val="none" w:color="FFFFFF" w:sz="0"/>
-              <w:bottom w:val="single" w:color="999999" w:sz="4"/>
-              <w:right w:val="none" w:color="FFFFFF" w:sz="0"/>
-            </w:tcBorders>
-            <w:tcMar>
-              <w:top w:type="dxa" w:w="40"/>
-              <w:left w:type="dxa" w:w="80"/>
-              <w:bottom w:type="dxa" w:w="40"/>
-              <w:right w:type="dxa" w:w="80"/>
-            </w:tcMar>
-          </w:tcPr>
-          <w:p>
-            <w:pPr>
-              <w:jc w:val="center"/>
-            </w:pPr>
-            <w:r>
-              <w:rPr>
-                <w:rFonts w:ascii="Calibri" w:cs="Calibri" w:eastAsia="Calibri" w:hAnsi="Calibri"/>
-                <w:b w:val="false"/>
-                <w:bCs w:val="false"/>
-                <w:sz w:val="18"/>
-                <w:szCs w:val="18"/>
-              </w:rPr>
-              <w:t xml:space="preserve">,44</w:t>
-            </w:r>
-          </w:p>
-        </w:tc>
-        <w:tc>
-          <w:tcPr>
-            <w:tcW w:type="dxa" w:w="2300"/>
-            <w:tcBorders>
-              <w:top w:val="none" w:color="FFFFFF" w:sz="0"/>
-              <w:left w:val="none" w:color="FFFFFF" w:sz="0"/>
-              <w:bottom w:val="single" w:color="999999" w:sz="4"/>
-              <w:right w:val="none" w:color="FFFFFF" w:sz="0"/>
-            </w:tcBorders>
-            <w:tcMar>
-              <w:top w:type="dxa" w:w="40"/>
-              <w:left w:type="dxa" w:w="80"/>
-              <w:bottom w:type="dxa" w:w="40"/>
-              <w:right w:type="dxa" w:w="80"/>
-            </w:tcMar>
-          </w:tcPr>
-          <w:p>
-            <w:pPr>
-              <w:jc w:val="center"/>
-            </w:pPr>
-            <w:r>
-              <w:rPr>
-                <w:rFonts w:ascii="Calibri" w:cs="Calibri" w:eastAsia="Calibri" w:hAnsi="Calibri"/>
-                <w:b w:val="false"/>
-                <w:bCs w:val="false"/>
-                <w:sz w:val="18"/>
-                <w:szCs w:val="18"/>
-              </w:rPr>
-              <w:t xml:space="preserve">,81 / ,68</w:t>
-            </w:r>
-          </w:p>
-        </w:tc>
-      </w:tr>
-    </w:tbl>
-    <w:p>
-      <w:pPr>
-        <w:spacing w:after="200" w:before="60"/>
-        <w:jc w:val="both"/>
-      </w:pPr>
-      <w:r>
-        <w:rPr>
-          <w:rFonts w:ascii="Calibri" w:cs="Calibri" w:eastAsia="Calibri" w:hAnsi="Calibri"/>
-          <w:i/>
-          <w:iCs/>
-          <w:sz w:val="17"/>
-          <w:szCs w:val="17"/>
-        </w:rPr>
-        <w:t xml:space="preserve">Note.</w:t>
-      </w:r>
-      <w:r>
-        <w:rPr>
-          <w:rFonts w:ascii="Calibri" w:cs="Calibri" w:eastAsia="Calibri" w:hAnsi="Calibri"/>
-          <w:sz w:val="17"/>
-          <w:szCs w:val="17"/>
-        </w:rPr>
-        <w:t xml:space="preserve"> p : test de permutation (5 000 tirages) de la différence réelles − pseudo. Accord : corrélation et ICC(A,1) entre l'indice MediaPipe et l'indice du système de référence, sur les 60 dyades × conditions.</w:t>
+        </w:rPr>
+        <w:t xml:space="preserve">Des choix de traitement qui comptent</w:t>
       </w:r>
     </w:p>
     <w:p>
       <w:pPr>
-        <w:keepNext/>
-        <w:spacing w:after="60" w:before="120"/>
-        <w:jc w:val="center"/>
+        <w:spacing w:after="120" w:line="300"/>
+        <w:jc w:val="both"/>
       </w:pPr>
       <w:r>
-        <w:drawing>
-          <wp:inline distT="0" distB="0" distL="0" distR="0">
-            <wp:extent cx="5762625" cy="1885950"/>
-            <wp:effectExtent t="0" r="0" b="0" l="0"/>
-            <wp:docPr id="7" name="fig7_coordination.png" descr="Figure 7. Coordination interpersonnelle. À gauche et au centre : indice de coordination MediaPipe contre Vicon projeté (poignets, tête). À droite : moyenne (IC 95 %) des indices pour les dyades réelles (foncé) et les pseudo-dyades (clair), pour chaque système." title="fig7_coordination.png"/>
-            <wp:cNvGraphicFramePr>
-              <a:graphicFrameLocks xmlns:a="http://schemas.openxmlformats.org/drawingml/2006/main" noChangeAspect="1"/>
-            </wp:cNvGraphicFramePr>
-            <a:graphic xmlns:a="http://schemas.openxmlformats.org/drawingml/2006/main">
-              <a:graphicData uri="http://schemas.openxmlformats.org/drawingml/2006/picture">
-                <pic:pic xmlns:pic="http://schemas.openxmlformats.org/drawingml/2006/picture">
-                  <pic:nvPicPr>
-                    <pic:cNvPr id="0" name="" descr=""/>
-                    <pic:cNvPicPr>
-                      <a:picLocks noChangeAspect="1" noChangeArrowheads="1"/>
-                    </pic:cNvPicPr>
-                  </pic:nvPicPr>
-                  <pic:blipFill>
-                    <a:blip r:embed="rId14" cstate="none"/>
-                    <a:srcRect/>
-                    <a:stretch>
-                      <a:fillRect/>
-                    </a:stretch>
-                  </pic:blipFill>
-                  <pic:spPr bwMode="auto">
-                    <a:xfrm>
-                      <a:off x="0" y="0"/>
-                      <a:ext cx="5762625" cy="1885950"/>
-                    </a:xfrm>
-                    <a:prstGeom prst="rect">
-                      <a:avLst/>
-                    </a:prstGeom>
-                  </pic:spPr>
-                </pic:pic>
-              </a:graphicData>
-            </a:graphic>
-          </wp:inline>
-        </w:drawing>
+        <w:rPr>
+          <w:rFonts w:ascii="Calibri" w:cs="Calibri" w:eastAsia="Calibri" w:hAnsi="Calibri"/>
+        </w:rPr>
+        <w:t xml:space="preserve">Une partie importante de nos résultats tient à des étapes de traitement rarement décrites dans les études de validation. Calculer distances et angles dans les coordonnées normalisées de MediaPipe, ce que l'interface rend naturel, déforme toute grandeur qui n'est pas strictement horizontale : avec des vidéos recadrées à des proportions différentes, la déformation varie d'un enregistrement à l'autre. Dans nos données, cette seule étape faisait passer le biais de QoM du poignet de −4 % à +28 % et la RMSE de l'angle du coude de 12° à 23° (Tableau S1, Figure S1). Elle produisait aussi, pour la tête, un accord apparent trompeur (ICC = ,89) : l'inflation des déplacements verticaux compensait par hasard la sous-estimation réelle du mouvement de la tête par MediaPipe. De même, l'absence de signal de synchronisation commun laissait des décalages de plusieurs dixièmes de seconde, et jusqu'à 7 s, incompatibles avec une comparaison image par image ; et une vérification croisée des vitesses a révélé une inversion de fichiers vidéo. Nous recommandons donc de calculer toute grandeur géométrique en pixels, de synchroniser explicitement les systèmes et de vérifier systématiquement la correspondance des fichiers.</w:t>
       </w:r>
     </w:p>
     <w:p>
       <w:pPr>
-        <w:spacing w:after="200"/>
+        <w:pStyle w:val="Heading2"/>
+        <w:spacing w:after="100" w:before="200"/>
+      </w:pPr>
+      <w:r>
+        <w:rPr>
+          <w:rFonts w:ascii="Calibri" w:cs="Calibri" w:eastAsia="Calibri" w:hAnsi="Calibri"/>
+        </w:rPr>
+        <w:t xml:space="preserve">Mesures globales : une QoM des poignets valide, une tête sous-estimée</w:t>
+      </w:r>
+    </w:p>
+    <w:p>
+      <w:pPr>
+        <w:spacing w:after="120" w:line="300"/>
         <w:jc w:val="both"/>
       </w:pPr>
       <w:r>
         <w:rPr>
           <w:rFonts w:ascii="Calibri" w:cs="Calibri" w:eastAsia="Calibri" w:hAnsi="Calibri"/>
+        </w:rPr>
+        <w:t xml:space="preserve">Pour la QoM des poignets, l'accord excellent, la pente intra-individuelle proche de 1 et la forte corrélation des séries fenêtrées indiquent que MediaPipe restitue à la fois les différences entre participants, les changements entre postures et la dynamique temporelle du mouvement. Le passage de 100 Hz à 25 Hz n'influe pratiquement pas sur la QoM après filtrage à 6 Hz. L'accord moyen ne garantit cependant pas l'accord individuel : pour un enregistrement donné, MediaPipe peut s'écarter du Vicon d'un facteur proche de deux, surtout chez les participants qui bougent peu. Le bruit de suivi s'y accumule dans une mesure cumulative, comme le montre la corrélation entre bruit et biais, ce qui rejoint l'observation de Koul et Novembre (2025) d'une précision faible pour les mouvements de faible amplitude. Pour des comparaisons de groupes ou de conditions, la QoM MediaPipe est donc utilisable ; pour des décisions individuelles, ou chez des participants peu mobiles, elle doit être interprétée avec prudence.</w:t>
+      </w:r>
+    </w:p>
+    <w:p>
+      <w:pPr>
+        <w:spacing w:after="120" w:line="300"/>
+        <w:jc w:val="both"/>
+      </w:pPr>
+      <w:r>
+        <w:rPr>
+          <w:rFonts w:ascii="Calibri" w:cs="Calibri" w:eastAsia="Calibri" w:hAnsi="Calibri"/>
+        </w:rPr>
+        <w:t xml:space="preserve">Pour la tête, MediaPipe sous-estime le déplacement d'environ un quart face au milieu des tempes, référence directement mesurée. L'écart plus grand obtenu avec un point virtuel placé à l'avant du crâne, dont la position est supposée et non mesurée, suggère que cette sous-estimation porte surtout sur les rotations, sans permettre d'en chiffrer précisément l'ampleur. Le repère du nez de MediaPipe est estimé dans le cadre d'un modèle du corps entier et lissé par l'algorithme ; il semble suivre surtout la translation de la tête et moins ses rotations, qui constituent pourtant une part essentielle des mouvements de tête conversationnels (hochements, rotations ; McClave, 2000 ; Ishi et al., 2014). La forte association et la bonne corrélation des séries temporelles autorisent des comparaisons relatives, mais pas une interprétation absolue de l'amplitude des mouvements de tête. Un estimateur dédié à la pose de la tête (Hammadi et al., 2022) serait préférable pour quantifier les rotations.</w:t>
+      </w:r>
+    </w:p>
+    <w:p>
+      <w:pPr>
+        <w:pStyle w:val="Heading2"/>
+        <w:spacing w:after="100" w:before="200"/>
+      </w:pPr>
+      <w:r>
+        <w:rPr>
+          <w:rFonts w:ascii="Calibri" w:cs="Calibri" w:eastAsia="Calibri" w:hAnsi="Calibri"/>
+        </w:rPr>
+        <w:t xml:space="preserve">Mesures locales : la géométrie avant l'algorithme</w:t>
+      </w:r>
+    </w:p>
+    <w:p>
+      <w:pPr>
+        <w:spacing w:after="120" w:line="300"/>
+        <w:jc w:val="both"/>
+      </w:pPr>
+      <w:r>
+        <w:rPr>
+          <w:rFonts w:ascii="Calibri" w:cs="Calibri" w:eastAsia="Calibri" w:hAnsi="Calibri"/>
+        </w:rPr>
+        <w:t xml:space="preserve">L'amplitude des poignets n'est en bon accord que lorsque les mouvements sont suffisamment amples (semi-debout, debout) ; en position assise, où les mains restent près du corps, l'accord n'est que modéré. L'ancienne conversion en millimètres par le rapport des largeurs d'épaule surestimait l'amplitude d'environ 30 % : vue de trois-quarts, la largeur d'épaule apparaît raccourcie, ce qui gonfle le facteur d'échelle. Les comparaisons dans le plan image ou avec les </w:t>
+      </w:r>
+      <w:r>
+        <w:rPr>
+          <w:rFonts w:ascii="Calibri" w:cs="Calibri" w:eastAsia="Calibri" w:hAnsi="Calibri"/>
+          <w:i/>
+          <w:iCs/>
+        </w:rPr>
+        <w:t xml:space="preserve">world landmarks</w:t>
+      </w:r>
+      <w:r>
+        <w:rPr>
+          <w:rFonts w:ascii="Calibri" w:cs="Calibri" w:eastAsia="Calibri" w:hAnsi="Calibri"/>
+        </w:rPr>
+        <w:t xml:space="preserve"> évitent cet artefact.</w:t>
+      </w:r>
+    </w:p>
+    <w:p>
+      <w:pPr>
+        <w:spacing w:after="120" w:line="300"/>
+        <w:jc w:val="both"/>
+      </w:pPr>
+      <w:r>
+        <w:rPr>
+          <w:rFonts w:ascii="Calibri" w:cs="Calibri" w:eastAsia="Calibri" w:hAnsi="Calibri"/>
+        </w:rPr>
+        <w:t xml:space="preserve">Pour l'angle du coude, la distinction entre bras proche et bras éloigné de la caméra est décisive. Un angle mesuré en 2D est un angle apparent, qui ne coïncide avec l'angle articulaire que si le bras est vu à peu près de face. Pour le bras proche, cette condition est approximativement remplie et MediaPipe suit très bien la dynamique de l'angle (r = ,93), avec un décalage constant d'une dizaine de degrés. Pour le bras éloigné, vu en enfilade et en partie masqué par le tronc, même un suivi 2D parfait se tromperait de plus de 40°. Les </w:t>
+      </w:r>
+      <w:r>
+        <w:rPr>
+          <w:rFonts w:ascii="Calibri" w:cs="Calibri" w:eastAsia="Calibri" w:hAnsi="Calibri"/>
+          <w:i/>
+          <w:iCs/>
+        </w:rPr>
+        <w:t xml:space="preserve">world landmarks</w:t>
+      </w:r>
+      <w:r>
+        <w:rPr>
+          <w:rFonts w:ascii="Calibri" w:cs="Calibri" w:eastAsia="Calibri" w:hAnsi="Calibri"/>
+        </w:rPr>
+        <w:t xml:space="preserve"> compensent en partie ce problème, ce qui en fait l'option à privilégier pour le bras éloigné, mais leur échelle métrique générique interdit une interprétation absolue des distances. La conclusion pratique est que la validité d'une mesure articulaire dépend moins de MediaPipe lui-même que de la position de la caméra par rapport au segment étudié ; dans un dispositif dyadique, il faut choisir la position de la caméra en fonction du bras ou du segment d'intérêt, ou multiplier les points de vue. Contrairement à ce que suggérait une version antérieure de cette analyse, le choix d'un plan anatomique du laboratoire ne constitue pas une solution : ces plans n'avaient pas la même orientation par rapport aux caméras d'une session à l'autre, et seule la projection dans le vrai plan image, obtenue par calibration, rend la comparaison interprétable.</w:t>
+      </w:r>
+    </w:p>
+    <w:p>
+      <w:pPr>
+        <w:pStyle w:val="Heading2"/>
+        <w:spacing w:after="100" w:before="200"/>
+      </w:pPr>
+      <w:r>
+        <w:rPr>
+          <w:rFonts w:ascii="Calibri" w:cs="Calibri" w:eastAsia="Calibri" w:hAnsi="Calibri"/>
+        </w:rPr>
+        <w:t xml:space="preserve">Recommandations pratiques</w:t>
+      </w:r>
+    </w:p>
+    <w:p>
+      <w:pPr>
+        <w:spacing w:after="120" w:line="300"/>
+        <w:jc w:val="both"/>
+      </w:pPr>
+      <w:r>
+        <w:rPr>
+          <w:rFonts w:ascii="Calibri" w:cs="Calibri" w:eastAsia="Calibri" w:hAnsi="Calibri"/>
+        </w:rPr>
+        <w:t xml:space="preserve">(1) Calculer toutes les distances et tous les angles en pixels, jamais dans les coordonnées normalisées. (2) Synchroniser explicitement la vidéo avec les autres flux (signal commun ou, à défaut, corrélation croisée a posteriori) et vérifier la correspondance des fichiers. (3) Pour des mesures globales (QoM des mains), une caméra oblique suffit ; documenter la proportion de participants peu mobiles, chez qui l'erreur relative augmente. (4) Pour la tête, considérer la QoM MediaPipe comme une mesure relative. (5) Pour la cinématique articulaire, placer la caméra face au segment étudié, analyser séparément le côté proche et le côté éloigné, et privilégier les </w:t>
+      </w:r>
+      <w:r>
+        <w:rPr>
+          <w:rFonts w:ascii="Calibri" w:cs="Calibri" w:eastAsia="Calibri" w:hAnsi="Calibri"/>
+          <w:i/>
+          <w:iCs/>
+        </w:rPr>
+        <w:t xml:space="preserve">world landmarks</w:t>
+      </w:r>
+      <w:r>
+        <w:rPr>
+          <w:rFonts w:ascii="Calibri" w:cs="Calibri" w:eastAsia="Calibri" w:hAnsi="Calibri"/>
+        </w:rPr>
+        <w:t xml:space="preserve"> pour le côté éloigné. (6) Ne pas utiliser le score de visibilité de MediaPipe comme indicateur d'occultation.</w:t>
+      </w:r>
+    </w:p>
+    <w:p>
+      <w:pPr>
+        <w:pStyle w:val="Heading2"/>
+        <w:spacing w:after="100" w:before="200"/>
+      </w:pPr>
+      <w:r>
+        <w:rPr>
+          <w:rFonts w:ascii="Calibri" w:cs="Calibri" w:eastAsia="Calibri" w:hAnsi="Calibri"/>
+        </w:rPr>
+        <w:t xml:space="preserve">Limites</w:t>
+      </w:r>
+    </w:p>
+    <w:p>
+      <w:pPr>
+        <w:spacing w:after="120" w:line="300"/>
+        <w:jc w:val="both"/>
+      </w:pPr>
+      <w:r>
+        <w:rPr>
+          <w:rFonts w:ascii="Calibri" w:cs="Calibri" w:eastAsia="Calibri" w:hAnsi="Calibri"/>
+        </w:rPr>
+        <w:t xml:space="preserve">Le dispositif reposait sur une caméra unique par participant, sans calibration géométrique au moment de l'enregistrement. La calibration a posteriori repose sur les épaules et les chevilles, faute de marqueurs de hanche et de genou dans la plupart des enregistrements ; elle suppose une caméra fixe et ignore la distorsion de l'objectif. L'écart médian de 36 pixels sur les points du bras non utilisés pour la calibration inclut le décalage entre marqueurs cutanés et centres articulaires estimés, ce qui empêche de séparer précisément l'erreur de MediaPipe de l'erreur de référence. Les </w:t>
+      </w:r>
+      <w:r>
+        <w:rPr>
+          <w:rFonts w:ascii="Calibri" w:cs="Calibri" w:eastAsia="Calibri" w:hAnsi="Calibri"/>
+          <w:i/>
+          <w:iCs/>
+        </w:rPr>
+        <w:t xml:space="preserve">world landmarks</w:t>
+      </w:r>
+      <w:r>
+        <w:rPr>
+          <w:rFonts w:ascii="Calibri" w:cs="Calibri" w:eastAsia="Calibri" w:hAnsi="Calibri"/>
+        </w:rPr>
+        <w:t xml:space="preserve"> n'ont été évalués que sur 20 enregistrements. Le lissage interne de MediaPipe a été conservé (paramètre par défaut) et pourrait contribuer à la sous-estimation des mouvements de tête. Enfin, les résultats valent pour MediaPipe 0.10.14 (BlazePose, complexité 1), pour des conversations de 3 min entre adultes et pour ce type de dispositif ; ils ne se généralisent pas nécessairement à d'autres modèles, d'autres points de vue ou d'autres populations </w:t>
+      </w:r>
+      <w:r>
+        <w:rPr>
+          <w:rFonts w:ascii="Calibri" w:cs="Calibri" w:eastAsia="Calibri" w:hAnsi="Calibri"/>
           <w:b/>
           <w:bCs/>
-          <w:sz w:val="19"/>
-          <w:szCs w:val="19"/>
-        </w:rPr>
-        <w:t xml:space="preserve">Figure 7.</w:t>
-      </w:r>
-      <w:r>
-        <w:rPr>
-          <w:rFonts w:ascii="Calibri" w:cs="Calibri" w:eastAsia="Calibri" w:hAnsi="Calibri"/>
-          <w:sz w:val="19"/>
-          <w:szCs w:val="19"/>
-        </w:rPr>
-        <w:t xml:space="preserve"> Coordination interpersonnelle. À gauche et au centre : indice de coordination MediaPipe contre Vicon projeté (poignets, tête). À droite : moyenne (IC 95 %) des indices pour les dyades réelles (foncé) et les pseudo-dyades (clair), pour chaque système.</w:t>
+          <w:highlight w:val="yellow"/>
+        </w:rPr>
+        <w:t xml:space="preserve">[À COMPLÉTER : caractéristiques de l'échantillon une fois renseignées]</w:t>
+      </w:r>
+      <w:r>
+        <w:rPr>
+          <w:rFonts w:ascii="Calibri" w:cs="Calibri" w:eastAsia="Calibri" w:hAnsi="Calibri"/>
+        </w:rPr>
+        <w:t xml:space="preserve">.</w:t>
+      </w:r>
+    </w:p>
+    <w:p>
+      <w:pPr>
+        <w:pStyle w:val="Heading2"/>
+        <w:spacing w:after="100" w:before="200"/>
+      </w:pPr>
+      <w:r>
+        <w:rPr>
+          <w:rFonts w:ascii="Calibri" w:cs="Calibri" w:eastAsia="Calibri" w:hAnsi="Calibri"/>
+        </w:rPr>
+        <w:t xml:space="preserve">Perspectives</w:t>
+      </w:r>
+    </w:p>
+    <w:p>
+      <w:pPr>
+        <w:spacing w:after="120" w:line="300"/>
+        <w:jc w:val="both"/>
+      </w:pPr>
+      <w:r>
+        <w:rPr>
+          <w:rFonts w:ascii="Calibri" w:cs="Calibri" w:eastAsia="Calibri" w:hAnsi="Calibri"/>
+        </w:rPr>
+        <w:t xml:space="preserve">Trois prolongements nous semblent prioritaires : intégrer un signal de synchronisation et une calibration explicite des caméras dès l'enregistrement ; comparer le nez MediaPipe à un estimateur dédié à la pose de la tête, pour quantifier les rotations céphaliques ; et évaluer d'autres points de vue de caméra, en particulier frontaux, pour la cinématique du bras éloigné.</w:t>
       </w:r>
     </w:p>
     <w:p>
@@ -13194,7 +11695,7 @@
         <w:rPr>
           <w:rFonts w:ascii="Calibri" w:cs="Calibri" w:eastAsia="Calibri" w:hAnsi="Calibri"/>
         </w:rPr>
-        <w:t xml:space="preserve">Discussion</w:t>
+        <w:t xml:space="preserve">Conclusion</w:t>
       </w:r>
     </w:p>
     <w:p>
@@ -13206,294 +11707,7 @@
         <w:rPr>
           <w:rFonts w:ascii="Calibri" w:cs="Calibri" w:eastAsia="Calibri" w:hAnsi="Calibri"/>
         </w:rPr>
-        <w:t xml:space="preserve">Cette étude a évalué la validité concomitante de MediaPipe Pose face au Vicon en conversation dyadique spontanée, avec une caméra oblique par participant. Trois conclusions se dégagent. La quantité de mouvement des poignets est mesurée avec un accord excellent, y compris dans ses variations entre postures. Les mesures plus fines (tête, amplitude, angle du coude) restent fortement associées au Vicon mais leur exactitude absolue dépend de la géométrie de prise de vue, de la posture et du segment considéré. Enfin, MediaPipe permet de retrouver le même effet de coordination interpersonnelle que le Vicon. Ces résultats confirment en grande partie notre hypothèse (accord bon à excellent pour la QoM, plus faible pour les variables locales), avec deux nuances : la QoM de la tête n'atteint qu'un accord modéré, et l'angle du coude du bras proche atteint un accord temporel très élevé.</w:t>
-      </w:r>
-    </w:p>
-    <w:p>
-      <w:pPr>
-        <w:pStyle w:val="Heading2"/>
-        <w:spacing w:after="100" w:before="200"/>
-      </w:pPr>
-      <w:r>
-        <w:rPr>
-          <w:rFonts w:ascii="Calibri" w:cs="Calibri" w:eastAsia="Calibri" w:hAnsi="Calibri"/>
-        </w:rPr>
-        <w:t xml:space="preserve">Des choix de traitement qui comptent</w:t>
-      </w:r>
-    </w:p>
-    <w:p>
-      <w:pPr>
-        <w:spacing w:after="120" w:line="300"/>
-        <w:jc w:val="both"/>
-      </w:pPr>
-      <w:r>
-        <w:rPr>
-          <w:rFonts w:ascii="Calibri" w:cs="Calibri" w:eastAsia="Calibri" w:hAnsi="Calibri"/>
-        </w:rPr>
-        <w:t xml:space="preserve">Une partie importante de nos résultats tient à des étapes de traitement rarement décrites dans les études de validation. Calculer distances et angles dans les coordonnées normalisées de MediaPipe, ce que l'interface rend naturel, déforme toute grandeur qui n'est pas strictement horizontale : avec des vidéos recadrées à des proportions différentes, la déformation varie d'un enregistrement à l'autre. Dans nos données, cette seule étape faisait passer le biais de QoM du poignet de −4 % à +28 % et la RMSE de l'angle du coude de 12° à 23° (Tableau S1, Figure S1). Elle produisait aussi, pour la tête, un accord apparent trompeur (ICC = ,89) : l'inflation des déplacements verticaux compensait par hasard la sous-estimation réelle du mouvement de la tête par MediaPipe. De même, l'absence de signal de synchronisation commun laissait des décalages de plusieurs dixièmes de seconde, et jusqu'à 7 s, incompatibles avec une comparaison image par image ; et une vérification croisée des vitesses a révélé une inversion de fichiers vidéo. Nous recommandons donc de calculer toute grandeur géométrique en pixels, de synchroniser explicitement les systèmes et de vérifier systématiquement la correspondance des fichiers.</w:t>
-      </w:r>
-    </w:p>
-    <w:p>
-      <w:pPr>
-        <w:pStyle w:val="Heading2"/>
-        <w:spacing w:after="100" w:before="200"/>
-      </w:pPr>
-      <w:r>
-        <w:rPr>
-          <w:rFonts w:ascii="Calibri" w:cs="Calibri" w:eastAsia="Calibri" w:hAnsi="Calibri"/>
-        </w:rPr>
-        <w:t xml:space="preserve">Mesures globales : une QoM des poignets valide, une tête sous-estimée</w:t>
-      </w:r>
-    </w:p>
-    <w:p>
-      <w:pPr>
-        <w:spacing w:after="120" w:line="300"/>
-        <w:jc w:val="both"/>
-      </w:pPr>
-      <w:r>
-        <w:rPr>
-          <w:rFonts w:ascii="Calibri" w:cs="Calibri" w:eastAsia="Calibri" w:hAnsi="Calibri"/>
-        </w:rPr>
-        <w:t xml:space="preserve">Pour la QoM des poignets, l'accord excellent, la pente intra-individuelle proche de 1 et la forte corrélation des séries fenêtrées indiquent que MediaPipe restitue à la fois les différences entre participants, les changements entre postures et la dynamique temporelle du mouvement. Le passage de 100 Hz à 25 Hz n'influe pratiquement pas sur la QoM après filtrage à 6 Hz. L'accord moyen ne garantit cependant pas l'accord individuel : pour un enregistrement donné, MediaPipe peut s'écarter du Vicon d'un facteur proche de deux, surtout chez les participants qui bougent peu. Le bruit de suivi s'y accumule dans une mesure cumulative, comme le montre la corrélation entre bruit et biais, ce qui rejoint l'observation de Koul et Novembre (2025) d'une précision faible pour les mouvements de faible amplitude. Pour des comparaisons de groupes ou de conditions, la QoM MediaPipe est donc utilisable ; pour des décisions individuelles, ou chez des participants peu mobiles, elle doit être interprétée avec prudence.</w:t>
-      </w:r>
-    </w:p>
-    <w:p>
-      <w:pPr>
-        <w:spacing w:after="120" w:line="300"/>
-        <w:jc w:val="both"/>
-      </w:pPr>
-      <w:r>
-        <w:rPr>
-          <w:rFonts w:ascii="Calibri" w:cs="Calibri" w:eastAsia="Calibri" w:hAnsi="Calibri"/>
-        </w:rPr>
-        <w:t xml:space="preserve">Pour la tête, MediaPipe sous-estime le déplacement d'environ un quart face au milieu des tempes, référence directement mesurée. L'écart plus grand obtenu avec un point virtuel placé à l'avant du crâne, dont la position est supposée et non mesurée, suggère que cette sous-estimation porte surtout sur les rotations, sans permettre d'en chiffrer précisément l'ampleur. Le repère du nez de MediaPipe est estimé dans le cadre d'un modèle du corps entier et lissé par l'algorithme ; il semble suivre surtout la translation de la tête et moins ses rotations, qui constituent pourtant une part essentielle des mouvements de tête conversationnels (hochements, rotations ; McClave, 2000 ; Ishi et al., 2014). La forte association et la bonne corrélation des séries temporelles autorisent des comparaisons relatives, mais pas une interprétation absolue de l'amplitude des mouvements de tête. Un estimateur dédié à la pose de la tête (Hammadi et al., 2022) serait préférable pour quantifier les rotations.</w:t>
-      </w:r>
-    </w:p>
-    <w:p>
-      <w:pPr>
-        <w:pStyle w:val="Heading2"/>
-        <w:spacing w:after="100" w:before="200"/>
-      </w:pPr>
-      <w:r>
-        <w:rPr>
-          <w:rFonts w:ascii="Calibri" w:cs="Calibri" w:eastAsia="Calibri" w:hAnsi="Calibri"/>
-        </w:rPr>
-        <w:t xml:space="preserve">Mesures locales : la géométrie avant l'algorithme</w:t>
-      </w:r>
-    </w:p>
-    <w:p>
-      <w:pPr>
-        <w:spacing w:after="120" w:line="300"/>
-        <w:jc w:val="both"/>
-      </w:pPr>
-      <w:r>
-        <w:rPr>
-          <w:rFonts w:ascii="Calibri" w:cs="Calibri" w:eastAsia="Calibri" w:hAnsi="Calibri"/>
-        </w:rPr>
-        <w:t xml:space="preserve">L'amplitude des poignets n'est en bon accord que lorsque les mouvements sont suffisamment amples (semi-debout, debout) ; en position assise, où les mains restent près du corps, l'accord n'est que modéré. L'ancienne conversion en millimètres par le rapport des largeurs d'épaule surestimait l'amplitude d'environ 30 % : vue de trois-quarts, la largeur d'épaule apparaît raccourcie, ce qui gonfle le facteur d'échelle. Les comparaisons dans le plan image ou avec les </w:t>
-      </w:r>
-      <w:r>
-        <w:rPr>
-          <w:rFonts w:ascii="Calibri" w:cs="Calibri" w:eastAsia="Calibri" w:hAnsi="Calibri"/>
-          <w:i/>
-          <w:iCs/>
-        </w:rPr>
-        <w:t xml:space="preserve">world landmarks</w:t>
-      </w:r>
-      <w:r>
-        <w:rPr>
-          <w:rFonts w:ascii="Calibri" w:cs="Calibri" w:eastAsia="Calibri" w:hAnsi="Calibri"/>
-        </w:rPr>
-        <w:t xml:space="preserve"> évitent cet artefact.</w:t>
-      </w:r>
-    </w:p>
-    <w:p>
-      <w:pPr>
-        <w:spacing w:after="120" w:line="300"/>
-        <w:jc w:val="both"/>
-      </w:pPr>
-      <w:r>
-        <w:rPr>
-          <w:rFonts w:ascii="Calibri" w:cs="Calibri" w:eastAsia="Calibri" w:hAnsi="Calibri"/>
-        </w:rPr>
-        <w:t xml:space="preserve">Pour l'angle du coude, la distinction entre bras proche et bras éloigné de la caméra est décisive. Un angle mesuré en 2D est un angle apparent, qui ne coïncide avec l'angle articulaire que si le bras est vu à peu près de face. Pour le bras proche, cette condition est approximativement remplie et MediaPipe suit très bien la dynamique de l'angle (r = ,93), avec un décalage constant d'une dizaine de degrés. Pour le bras éloigné, vu en enfilade et en partie masqué par le tronc, même un suivi 2D parfait se tromperait de plus de 40°. Les </w:t>
-      </w:r>
-      <w:r>
-        <w:rPr>
-          <w:rFonts w:ascii="Calibri" w:cs="Calibri" w:eastAsia="Calibri" w:hAnsi="Calibri"/>
-          <w:i/>
-          <w:iCs/>
-        </w:rPr>
-        <w:t xml:space="preserve">world landmarks</w:t>
-      </w:r>
-      <w:r>
-        <w:rPr>
-          <w:rFonts w:ascii="Calibri" w:cs="Calibri" w:eastAsia="Calibri" w:hAnsi="Calibri"/>
-        </w:rPr>
-        <w:t xml:space="preserve"> compensent en partie ce problème, ce qui en fait l'option à privilégier pour le bras éloigné, mais leur échelle métrique générique interdit une interprétation absolue des distances. La conclusion pratique est que la validité d'une mesure articulaire dépend moins de MediaPipe lui-même que de la position de la caméra par rapport au segment étudié ; dans un dispositif dyadique, il faut choisir la position de la caméra en fonction du bras ou du segment d'intérêt, ou multiplier les points de vue. Contrairement à ce que suggérait une version antérieure de cette analyse, le choix d'un plan anatomique du laboratoire ne constitue pas une solution : ces plans n'avaient pas la même orientation par rapport aux caméras d'une session à l'autre, et seule la projection dans le vrai plan image, obtenue par calibration, rend la comparaison interprétable.</w:t>
-      </w:r>
-    </w:p>
-    <w:p>
-      <w:pPr>
-        <w:pStyle w:val="Heading2"/>
-        <w:spacing w:after="100" w:before="200"/>
-      </w:pPr>
-      <w:r>
-        <w:rPr>
-          <w:rFonts w:ascii="Calibri" w:cs="Calibri" w:eastAsia="Calibri" w:hAnsi="Calibri"/>
-        </w:rPr>
-        <w:t xml:space="preserve">Validité au niveau du construit interactionnel</w:t>
-      </w:r>
-    </w:p>
-    <w:p>
-      <w:pPr>
-        <w:spacing w:after="120" w:line="300"/>
-        <w:jc w:val="both"/>
-      </w:pPr>
-      <w:r>
-        <w:rPr>
-          <w:rFonts w:ascii="Calibri" w:cs="Calibri" w:eastAsia="Calibri" w:hAnsi="Calibri"/>
-        </w:rPr>
-        <w:t xml:space="preserve">Pour la recherche sur l'interaction, la question décisive n'est pas seulement la précision cinématique mais la capacité à retrouver les mêmes phénomènes interpersonnels. Les indices de coordination calculés avec MediaPipe concordaient avec ceux du Vicon et conduisaient à la même conclusion : une coordination des mouvements de tête supérieure au hasard, absente pour les poignets. Ce résultat rejoint les travaux montrant que des mesures vidéo de l'énergie de mouvement captent la synchronie non verbale en conversation (Ramseyer &amp; Tschacher, 2011 ; Paxton &amp; Dale, 2017 ; Fujiwara &amp; Yokomitsu, 2021). L'effet légèrement plus faible obtenu avec MediaPipe suggère toutefois une perte de sensibilité, qui pourrait devenir limitante pour des effets plus faibles ou des échantillons plus petits. La coordination des mouvements de tête, plus marquée que celle des mains, est cohérente avec l'idée que tête et corps relèvent de mécanismes de coordination en partie distincts (Kodama et al., 2024).</w:t>
-      </w:r>
-    </w:p>
-    <w:p>
-      <w:pPr>
-        <w:pStyle w:val="Heading2"/>
-        <w:spacing w:after="100" w:before="200"/>
-      </w:pPr>
-      <w:r>
-        <w:rPr>
-          <w:rFonts w:ascii="Calibri" w:cs="Calibri" w:eastAsia="Calibri" w:hAnsi="Calibri"/>
-        </w:rPr>
-        <w:t xml:space="preserve">Recommandations pratiques</w:t>
-      </w:r>
-    </w:p>
-    <w:p>
-      <w:pPr>
-        <w:spacing w:after="120" w:line="300"/>
-        <w:jc w:val="both"/>
-      </w:pPr>
-      <w:r>
-        <w:rPr>
-          <w:rFonts w:ascii="Calibri" w:cs="Calibri" w:eastAsia="Calibri" w:hAnsi="Calibri"/>
-        </w:rPr>
-        <w:t xml:space="preserve">(1) Calculer toutes les distances et tous les angles en pixels, jamais dans les coordonnées normalisées. (2) Synchroniser explicitement la vidéo avec les autres flux (signal commun ou, à défaut, corrélation croisée a posteriori) et vérifier la correspondance des fichiers. (3) Pour des mesures globales (QoM des mains), une caméra oblique suffit ; documenter la proportion de participants peu mobiles, chez qui l'erreur relative augmente. (4) Pour la tête, considérer la QoM MediaPipe comme une mesure relative. (5) Pour la cinématique articulaire, placer la caméra face au segment étudié, analyser séparément le côté proche et le côté éloigné, et privilégier les </w:t>
-      </w:r>
-      <w:r>
-        <w:rPr>
-          <w:rFonts w:ascii="Calibri" w:cs="Calibri" w:eastAsia="Calibri" w:hAnsi="Calibri"/>
-          <w:i/>
-          <w:iCs/>
-        </w:rPr>
-        <w:t xml:space="preserve">world landmarks</w:t>
-      </w:r>
-      <w:r>
-        <w:rPr>
-          <w:rFonts w:ascii="Calibri" w:cs="Calibri" w:eastAsia="Calibri" w:hAnsi="Calibri"/>
-        </w:rPr>
-        <w:t xml:space="preserve"> pour le côté éloigné. (6) Ne pas utiliser le score de visibilité de MediaPipe comme indicateur d'occultation.</w:t>
-      </w:r>
-    </w:p>
-    <w:p>
-      <w:pPr>
-        <w:pStyle w:val="Heading2"/>
-        <w:spacing w:after="100" w:before="200"/>
-      </w:pPr>
-      <w:r>
-        <w:rPr>
-          <w:rFonts w:ascii="Calibri" w:cs="Calibri" w:eastAsia="Calibri" w:hAnsi="Calibri"/>
-        </w:rPr>
-        <w:t xml:space="preserve">Limites</w:t>
-      </w:r>
-    </w:p>
-    <w:p>
-      <w:pPr>
-        <w:spacing w:after="120" w:line="300"/>
-        <w:jc w:val="both"/>
-      </w:pPr>
-      <w:r>
-        <w:rPr>
-          <w:rFonts w:ascii="Calibri" w:cs="Calibri" w:eastAsia="Calibri" w:hAnsi="Calibri"/>
-        </w:rPr>
-        <w:t xml:space="preserve">Le dispositif reposait sur une caméra unique par participant, sans calibration géométrique au moment de l'enregistrement. La calibration a posteriori repose sur les épaules et les chevilles, faute de marqueurs de hanche et de genou dans la plupart des enregistrements ; elle suppose une caméra fixe et ignore la distorsion de l'objectif. L'écart médian de 36 pixels sur les points du bras non utilisés pour la calibration inclut le décalage entre marqueurs cutanés et centres articulaires estimés, ce qui empêche de séparer précisément l'erreur de MediaPipe de l'erreur de référence. Les </w:t>
-      </w:r>
-      <w:r>
-        <w:rPr>
-          <w:rFonts w:ascii="Calibri" w:cs="Calibri" w:eastAsia="Calibri" w:hAnsi="Calibri"/>
-          <w:i/>
-          <w:iCs/>
-        </w:rPr>
-        <w:t xml:space="preserve">world landmarks</w:t>
-      </w:r>
-      <w:r>
-        <w:rPr>
-          <w:rFonts w:ascii="Calibri" w:cs="Calibri" w:eastAsia="Calibri" w:hAnsi="Calibri"/>
-        </w:rPr>
-        <w:t xml:space="preserve"> n'ont été évalués que sur 20 enregistrements. Le lissage interne de MediaPipe a été conservé (paramètre par défaut) et pourrait contribuer à la sous-estimation des mouvements de tête. Enfin, les résultats valent pour MediaPipe 0.10.14 (BlazePose, complexité 1), pour des conversations de 3 min entre adultes et pour ce type de dispositif ; ils ne se généralisent pas nécessairement à d'autres modèles, d'autres points de vue ou d'autres populations </w:t>
-      </w:r>
-      <w:r>
-        <w:rPr>
-          <w:rFonts w:ascii="Calibri" w:cs="Calibri" w:eastAsia="Calibri" w:hAnsi="Calibri"/>
-          <w:b/>
-          <w:bCs/>
-          <w:highlight w:val="yellow"/>
-        </w:rPr>
-        <w:t xml:space="preserve">[À COMPLÉTER : caractéristiques de l'échantillon une fois renseignées]</w:t>
-      </w:r>
-      <w:r>
-        <w:rPr>
-          <w:rFonts w:ascii="Calibri" w:cs="Calibri" w:eastAsia="Calibri" w:hAnsi="Calibri"/>
-        </w:rPr>
-        <w:t xml:space="preserve">.</w:t>
-      </w:r>
-    </w:p>
-    <w:p>
-      <w:pPr>
-        <w:pStyle w:val="Heading2"/>
-        <w:spacing w:after="100" w:before="200"/>
-      </w:pPr>
-      <w:r>
-        <w:rPr>
-          <w:rFonts w:ascii="Calibri" w:cs="Calibri" w:eastAsia="Calibri" w:hAnsi="Calibri"/>
-        </w:rPr>
-        <w:t xml:space="preserve">Perspectives</w:t>
-      </w:r>
-    </w:p>
-    <w:p>
-      <w:pPr>
-        <w:spacing w:after="120" w:line="300"/>
-        <w:jc w:val="both"/>
-      </w:pPr>
-      <w:r>
-        <w:rPr>
-          <w:rFonts w:ascii="Calibri" w:cs="Calibri" w:eastAsia="Calibri" w:hAnsi="Calibri"/>
-        </w:rPr>
-        <w:t xml:space="preserve">Trois prolongements nous semblent prioritaires : intégrer un signal de synchronisation et une calibration explicite des caméras dès l'enregistrement ; comparer le nez MediaPipe à un estimateur dédié à la pose de la tête pour les rotations céphaliques ; et étendre l'analyse de coordination à des méthodes temps-fréquence, comme la transformée en ondelettes croisées (Issartel et al., 2015), pour tester la validité de MediaPipe à différentes échelles temporelles de la coordination.</w:t>
-      </w:r>
-    </w:p>
-    <w:p>
-      <w:pPr>
-        <w:pStyle w:val="Heading1"/>
-        <w:spacing w:after="120" w:before="300"/>
-      </w:pPr>
-      <w:r>
-        <w:rPr>
-          <w:rFonts w:ascii="Calibri" w:cs="Calibri" w:eastAsia="Calibri" w:hAnsi="Calibri"/>
-        </w:rPr>
-        <w:t xml:space="preserve">Conclusion</w:t>
-      </w:r>
-    </w:p>
-    <w:p>
-      <w:pPr>
-        <w:spacing w:after="120" w:line="300"/>
-        <w:jc w:val="both"/>
-      </w:pPr>
-      <w:r>
-        <w:rPr>
-          <w:rFonts w:ascii="Calibri" w:cs="Calibri" w:eastAsia="Calibri" w:hAnsi="Calibri"/>
-        </w:rPr>
-        <w:t xml:space="preserve">À notre connaissance, cette étude est l'une des premières à évaluer MediaPipe Pose face au Vicon en conversation dyadique spontanée, de la cinématique jusqu'à la coordination interpersonnelle. Correctement traité (pixels, synchronisation, contrôle des fichiers), MediaPipe fournit une mesure valide de la quantité de mouvement des mains et permet de retrouver les mêmes effets de coordination que la capture à marqueurs. Ses mesures de la tête et de l'amplitude sont fiables en relatif mais biaisées en absolu, et la validité de ses mesures articulaires dépend d'abord de la position de la caméra par rapport au segment étudié. Le choix de MediaPipe pour une question de recherche sur l'interaction doit donc être guidé par le niveau de mesure visé, global, articulaire ou interpersonnel, et le dispositif conçu en conséquence.</w:t>
+        <w:t xml:space="preserve">À notre connaissance, cette étude est l'une des premières à évaluer MediaPipe Pose face au Vicon en conversation dyadique spontanée, aux niveaux global et articulaire. Correctement traité (pixels, synchronisation, contrôle des fichiers), MediaPipe fournit une mesure valide de la quantité de mouvement des mains. Ses mesures de la tête et de l'amplitude sont fiables en relatif mais biaisées en absolu, et la validité de ses mesures articulaires dépend d'abord de la position de la caméra par rapport au segment étudié. Le choix de MediaPipe pour une question de recherche sur l'interaction doit donc être guidé par le niveau de mesure visé, global ou articulaire, et le dispositif conçu en conséquence.</w:t>
       </w:r>
     </w:p>
     <w:p>
@@ -13784,7 +11998,7 @@
           <w:sz w:val="20"/>
           <w:szCs w:val="20"/>
         </w:rPr>
-        <w:t xml:space="preserve">Boker, S. M., Xu, M., Rotondo, J. L., &amp; King, K. (2002). Windowed cross-correlation and peak picking for the analysis of variability in the association between behavioral time series. </w:t>
+        <w:t xml:space="preserve">Edriss, S., Romagnoli, C., Caprioli, L., Bonaiuto, V., Padua, E., &amp; Annino, G. (2025). Commercial vision sensors and AI-based pose estimation frameworks for markerless motion analysis in sports and exercises. </w:t>
       </w:r>
       <w:r>
         <w:rPr>
@@ -13794,7 +12008,7 @@
           <w:sz w:val="20"/>
           <w:szCs w:val="20"/>
         </w:rPr>
-        <w:t xml:space="preserve">Psychological Methods, 7</w:t>
+        <w:t xml:space="preserve">Frontiers in Physiology, 16</w:t>
       </w:r>
       <w:r>
         <w:rPr>
@@ -13802,7 +12016,7 @@
           <w:sz w:val="20"/>
           <w:szCs w:val="20"/>
         </w:rPr>
-        <w:t xml:space="preserve">(3), 338–355. https://doi.org/10.1037/1082-989X.7.3.338</w:t>
+        <w:t xml:space="preserve">, 1649330. https://doi.org/10.3389/fphys.2025.1649330</w:t>
       </w:r>
     </w:p>
     <w:p>
@@ -13817,7 +12031,7 @@
           <w:sz w:val="20"/>
           <w:szCs w:val="20"/>
         </w:rPr>
-        <w:t xml:space="preserve">Edriss, S., Romagnoli, C., Caprioli, L., Bonaiuto, V., Padua, E., &amp; Annino, G. (2025). Commercial vision sensors and AI-based pose estimation frameworks for markerless motion analysis in sports and exercises. </w:t>
+        <w:t xml:space="preserve">Fauviaux, T., Marin, L., Parisi, M., Schmidt, R., &amp; Mostafaoui, G. (2024). From unimodal to multimodal dynamics of verbal and nonverbal cues during unstructured conversation. </w:t>
       </w:r>
       <w:r>
         <w:rPr>
@@ -13827,7 +12041,7 @@
           <w:sz w:val="20"/>
           <w:szCs w:val="20"/>
         </w:rPr>
-        <w:t xml:space="preserve">Frontiers in Physiology, 16</w:t>
+        <w:t xml:space="preserve">PLOS ONE, 19</w:t>
       </w:r>
       <w:r>
         <w:rPr>
@@ -13835,7 +12049,7 @@
           <w:sz w:val="20"/>
           <w:szCs w:val="20"/>
         </w:rPr>
-        <w:t xml:space="preserve">, 1649330. https://doi.org/10.3389/fphys.2025.1649330</w:t>
+        <w:t xml:space="preserve">(9), e0309831. https://doi.org/10.1371/journal.pone.0309831</w:t>
       </w:r>
     </w:p>
     <w:p>
@@ -13850,7 +12064,7 @@
           <w:sz w:val="20"/>
           <w:szCs w:val="20"/>
         </w:rPr>
-        <w:t xml:space="preserve">Fauviaux, T., Marin, L., Parisi, M., Schmidt, R., &amp; Mostafaoui, G. (2024). From unimodal to multimodal dynamics of verbal and nonverbal cues during unstructured conversation. </w:t>
+        <w:t xml:space="preserve">Hadley, L. V., Ward, J., &amp; Paxton, A. (2021). Synchrony as a measure of conversation difficulty: Movement coherence increases with background noise level and complexity in dyads and triads. </w:t>
       </w:r>
       <w:r>
         <w:rPr>
@@ -13860,7 +12074,7 @@
           <w:sz w:val="20"/>
           <w:szCs w:val="20"/>
         </w:rPr>
-        <w:t xml:space="preserve">PLOS ONE, 19</w:t>
+        <w:t xml:space="preserve">PLOS ONE, 16</w:t>
       </w:r>
       <w:r>
         <w:rPr>
@@ -13868,7 +12082,7 @@
           <w:sz w:val="20"/>
           <w:szCs w:val="20"/>
         </w:rPr>
-        <w:t xml:space="preserve">(9), e0309831. https://doi.org/10.1371/journal.pone.0309831</w:t>
+        <w:t xml:space="preserve">(10), e0258247. https://doi.org/10.1371/journal.pone.0258247</w:t>
       </w:r>
     </w:p>
     <w:p>
@@ -13883,7 +12097,7 @@
           <w:sz w:val="20"/>
           <w:szCs w:val="20"/>
         </w:rPr>
-        <w:t xml:space="preserve">Fujiwara, K., &amp; Yokomitsu, K. (2021). Video-based tracking approach for nonverbal synchrony: A comparison of Motion Energy Analysis and OpenPose. </w:t>
+        <w:t xml:space="preserve">Hammadi, Y., Grondin, F., Ferland, F., &amp; Lebel, K. (2022). Evaluation of various state of the art head pose estimation algorithms for clinical scenarios. </w:t>
       </w:r>
       <w:r>
         <w:rPr>
@@ -13893,7 +12107,7 @@
           <w:sz w:val="20"/>
           <w:szCs w:val="20"/>
         </w:rPr>
-        <w:t xml:space="preserve">Behavior Research Methods, 53</w:t>
+        <w:t xml:space="preserve">Sensors, 22</w:t>
       </w:r>
       <w:r>
         <w:rPr>
@@ -13901,7 +12115,7 @@
           <w:sz w:val="20"/>
           <w:szCs w:val="20"/>
         </w:rPr>
-        <w:t xml:space="preserve">(6), 2700–2711.</w:t>
+        <w:t xml:space="preserve">(18), 6850. https://doi.org/10.3390/s22186850</w:t>
       </w:r>
     </w:p>
     <w:p>
@@ -13916,7 +12130,7 @@
           <w:sz w:val="20"/>
           <w:szCs w:val="20"/>
         </w:rPr>
-        <w:t xml:space="preserve">Hadley, L. V., Ward, J., &amp; Paxton, A. (2021). Synchrony as a measure of conversation difficulty: Movement coherence increases with background noise level and complexity in dyads and triads. </w:t>
+        <w:t xml:space="preserve">Hartley, R., &amp; Zisserman, A. (2004). </w:t>
       </w:r>
       <w:r>
         <w:rPr>
@@ -13926,7 +12140,7 @@
           <w:sz w:val="20"/>
           <w:szCs w:val="20"/>
         </w:rPr>
-        <w:t xml:space="preserve">PLOS ONE, 16</w:t>
+        <w:t xml:space="preserve">Multiple view geometry in computer vision</w:t>
       </w:r>
       <w:r>
         <w:rPr>
@@ -13934,7 +12148,24 @@
           <w:sz w:val="20"/>
           <w:szCs w:val="20"/>
         </w:rPr>
-        <w:t xml:space="preserve">(10), e0258247. https://doi.org/10.1371/journal.pone.0258247</w:t>
+        <w:t xml:space="preserve"> (2</w:t>
+      </w:r>
+      <w:r>
+        <w:rPr>
+          <w:rFonts w:ascii="Calibri" w:cs="Calibri" w:eastAsia="Calibri" w:hAnsi="Calibri"/>
+          <w:sz w:val="20"/>
+          <w:szCs w:val="20"/>
+          <w:vertAlign w:val="superscript"/>
+        </w:rPr>
+        <w:t xml:space="preserve">e</w:t>
+      </w:r>
+      <w:r>
+        <w:rPr>
+          <w:rFonts w:ascii="Calibri" w:cs="Calibri" w:eastAsia="Calibri" w:hAnsi="Calibri"/>
+          <w:sz w:val="20"/>
+          <w:szCs w:val="20"/>
+        </w:rPr>
+        <w:t xml:space="preserve"> éd.). Cambridge University Press.</w:t>
       </w:r>
     </w:p>
     <w:p>
@@ -13949,7 +12180,7 @@
           <w:sz w:val="20"/>
           <w:szCs w:val="20"/>
         </w:rPr>
-        <w:t xml:space="preserve">Hammadi, Y., Grondin, F., Ferland, F., &amp; Lebel, K. (2022). Evaluation of various state of the art head pose estimation algorithms for clinical scenarios. </w:t>
+        <w:t xml:space="preserve">Hii, C., Gan, K., Zainal, N., Mohamed Ibrahim, N., Azmin, S., Mat Desa, S., van de Warrenburg, B., &amp; You, H. (2023). Automated gait analysis based on a marker-free pose estimation model. </w:t>
       </w:r>
       <w:r>
         <w:rPr>
@@ -13959,7 +12190,7 @@
           <w:sz w:val="20"/>
           <w:szCs w:val="20"/>
         </w:rPr>
-        <w:t xml:space="preserve">Sensors, 22</w:t>
+        <w:t xml:space="preserve">Sensors, 23</w:t>
       </w:r>
       <w:r>
         <w:rPr>
@@ -13967,7 +12198,7 @@
           <w:sz w:val="20"/>
           <w:szCs w:val="20"/>
         </w:rPr>
-        <w:t xml:space="preserve">(18), 6850. https://doi.org/10.3390/s22186850</w:t>
+        <w:t xml:space="preserve">(14), 6489. https://doi.org/10.3390/s23146489</w:t>
       </w:r>
     </w:p>
     <w:p>
@@ -13982,7 +12213,7 @@
           <w:sz w:val="20"/>
           <w:szCs w:val="20"/>
         </w:rPr>
-        <w:t xml:space="preserve">Hartley, R., &amp; Zisserman, A. (2004). </w:t>
+        <w:t xml:space="preserve">Huang, Y., Chen, S., Chen, C., Wang, S., Wu, P., Lai, D., &amp; Hsu, W. (2025). Evaluating degenerative lumbar disease with markerless 3D motion capture: Reliability and validity in sit-to-stand. </w:t>
       </w:r>
       <w:r>
         <w:rPr>
@@ -13992,7 +12223,7 @@
           <w:sz w:val="20"/>
           <w:szCs w:val="20"/>
         </w:rPr>
-        <w:t xml:space="preserve">Multiple view geometry in computer vision</w:t>
+        <w:t xml:space="preserve">Sensors, 25</w:t>
       </w:r>
       <w:r>
         <w:rPr>
@@ -14000,24 +12231,18 @@
           <w:sz w:val="20"/>
           <w:szCs w:val="20"/>
         </w:rPr>
-        <w:t xml:space="preserve"> (2</w:t>
-      </w:r>
-      <w:r>
-        <w:rPr>
-          <w:rFonts w:ascii="Calibri" w:cs="Calibri" w:eastAsia="Calibri" w:hAnsi="Calibri"/>
+        <w:t xml:space="preserve">(10), 3122. https://doi.org/10.3390/s25103122 </w:t>
+      </w:r>
+      <w:r>
+        <w:rPr>
+          <w:rFonts w:ascii="Calibri" w:cs="Calibri" w:eastAsia="Calibri" w:hAnsi="Calibri"/>
+          <w:b/>
+          <w:bCs/>
           <w:sz w:val="20"/>
           <w:szCs w:val="20"/>
-          <w:vertAlign w:val="superscript"/>
-        </w:rPr>
-        <w:t xml:space="preserve">e</w:t>
-      </w:r>
-      <w:r>
-        <w:rPr>
-          <w:rFonts w:ascii="Calibri" w:cs="Calibri" w:eastAsia="Calibri" w:hAnsi="Calibri"/>
-          <w:sz w:val="20"/>
-          <w:szCs w:val="20"/>
-        </w:rPr>
-        <w:t xml:space="preserve"> éd.). Cambridge University Press.</w:t>
+          <w:highlight w:val="yellow"/>
+        </w:rPr>
+        <w:t xml:space="preserve">[À VÉRIFIER : fin du titre]</w:t>
       </w:r>
     </w:p>
     <w:p>
@@ -14032,7 +12257,7 @@
           <w:sz w:val="20"/>
           <w:szCs w:val="20"/>
         </w:rPr>
-        <w:t xml:space="preserve">Hii, C., Gan, K., Zainal, N., Mohamed Ibrahim, N., Azmin, S., Mat Desa, S., van de Warrenburg, B., &amp; You, H. (2023). Automated gait analysis based on a marker-free pose estimation model. </w:t>
+        <w:t xml:space="preserve">Ishi, C. T., Ishiguro, H., &amp; Hagita, N. (2014). Analysis of relationship between head motion events and speech in dialogue conversations. </w:t>
       </w:r>
       <w:r>
         <w:rPr>
@@ -14042,7 +12267,7 @@
           <w:sz w:val="20"/>
           <w:szCs w:val="20"/>
         </w:rPr>
-        <w:t xml:space="preserve">Sensors, 23</w:t>
+        <w:t xml:space="preserve">Speech Communication, 57</w:t>
       </w:r>
       <w:r>
         <w:rPr>
@@ -14050,7 +12275,7 @@
           <w:sz w:val="20"/>
           <w:szCs w:val="20"/>
         </w:rPr>
-        <w:t xml:space="preserve">(14), 6489. https://doi.org/10.3390/s23146489</w:t>
+        <w:t xml:space="preserve">, 233–243. https://doi.org/10.1016/j.specom.2013.06.008</w:t>
       </w:r>
     </w:p>
     <w:p>
@@ -14065,7 +12290,7 @@
           <w:sz w:val="20"/>
           <w:szCs w:val="20"/>
         </w:rPr>
-        <w:t xml:space="preserve">Huang, Y., Chen, S., Chen, C., Wang, S., Wu, P., Lai, D., &amp; Hsu, W. (2025). Evaluating degenerative lumbar disease with markerless 3D motion capture: Reliability and validity in sit-to-stand. </w:t>
+        <w:t xml:space="preserve">Issartel, J., Marin, L., &amp; Cadopi, M. (2007). Unintended interpersonal co-ordination: “Can we march to the beat of our own drum?” </w:t>
       </w:r>
       <w:r>
         <w:rPr>
@@ -14075,7 +12300,7 @@
           <w:sz w:val="20"/>
           <w:szCs w:val="20"/>
         </w:rPr>
-        <w:t xml:space="preserve">Sensors, 25</w:t>
+        <w:t xml:space="preserve">Neuroscience Letters, 411</w:t>
       </w:r>
       <w:r>
         <w:rPr>
@@ -14083,18 +12308,7 @@
           <w:sz w:val="20"/>
           <w:szCs w:val="20"/>
         </w:rPr>
-        <w:t xml:space="preserve">(10), 3122. https://doi.org/10.3390/s25103122 </w:t>
-      </w:r>
-      <w:r>
-        <w:rPr>
-          <w:rFonts w:ascii="Calibri" w:cs="Calibri" w:eastAsia="Calibri" w:hAnsi="Calibri"/>
-          <w:b/>
-          <w:bCs/>
-          <w:sz w:val="20"/>
-          <w:szCs w:val="20"/>
-          <w:highlight w:val="yellow"/>
-        </w:rPr>
-        <w:t xml:space="preserve">[À VÉRIFIER : fin du titre]</w:t>
+        <w:t xml:space="preserve">(3), 174–179. https://doi.org/10.1016/j.neulet.2006.09.086</w:t>
       </w:r>
     </w:p>
     <w:p>
@@ -14109,7 +12323,7 @@
           <w:sz w:val="20"/>
           <w:szCs w:val="20"/>
         </w:rPr>
-        <w:t xml:space="preserve">Ishi, C. T., Ishiguro, H., &amp; Hagita, N. (2014). Analysis of relationship between head motion events and speech in dialogue conversations. </w:t>
+        <w:t xml:space="preserve">Kendon, A. (2004). </w:t>
       </w:r>
       <w:r>
         <w:rPr>
@@ -14119,7 +12333,7 @@
           <w:sz w:val="20"/>
           <w:szCs w:val="20"/>
         </w:rPr>
-        <w:t xml:space="preserve">Speech Communication, 57</w:t>
+        <w:t xml:space="preserve">Gesture: Visible action as utterance</w:t>
       </w:r>
       <w:r>
         <w:rPr>
@@ -14127,139 +12341,7 @@
           <w:sz w:val="20"/>
           <w:szCs w:val="20"/>
         </w:rPr>
-        <w:t xml:space="preserve">, 233–243. https://doi.org/10.1016/j.specom.2013.06.008</w:t>
-      </w:r>
-    </w:p>
-    <w:p>
-      <w:pPr>
-        <w:spacing w:after="80"/>
-        <w:ind w:left="360" w:hanging="360"/>
-        <w:jc w:val="both"/>
-      </w:pPr>
-      <w:r>
-        <w:rPr>
-          <w:rFonts w:ascii="Calibri" w:cs="Calibri" w:eastAsia="Calibri" w:hAnsi="Calibri"/>
-          <w:sz w:val="20"/>
-          <w:szCs w:val="20"/>
-        </w:rPr>
-        <w:t xml:space="preserve">Issartel, J., Bardainne, T., Gaillot, P., &amp; Marin, L. (2015). The relevance of the cross-wavelet transform in the analysis of human interaction – A tutorial. </w:t>
-      </w:r>
-      <w:r>
-        <w:rPr>
-          <w:rFonts w:ascii="Calibri" w:cs="Calibri" w:eastAsia="Calibri" w:hAnsi="Calibri"/>
-          <w:i/>
-          <w:iCs/>
-          <w:sz w:val="20"/>
-          <w:szCs w:val="20"/>
-        </w:rPr>
-        <w:t xml:space="preserve">Frontiers in Psychology, 5</w:t>
-      </w:r>
-      <w:r>
-        <w:rPr>
-          <w:rFonts w:ascii="Calibri" w:cs="Calibri" w:eastAsia="Calibri" w:hAnsi="Calibri"/>
-          <w:sz w:val="20"/>
-          <w:szCs w:val="20"/>
-        </w:rPr>
-        <w:t xml:space="preserve">, 1566. https://doi.org/10.3389/fpsyg.2014.01566</w:t>
-      </w:r>
-    </w:p>
-    <w:p>
-      <w:pPr>
-        <w:spacing w:after="80"/>
-        <w:ind w:left="360" w:hanging="360"/>
-        <w:jc w:val="both"/>
-      </w:pPr>
-      <w:r>
-        <w:rPr>
-          <w:rFonts w:ascii="Calibri" w:cs="Calibri" w:eastAsia="Calibri" w:hAnsi="Calibri"/>
-          <w:sz w:val="20"/>
-          <w:szCs w:val="20"/>
-        </w:rPr>
-        <w:t xml:space="preserve">Issartel, J., Marin, L., &amp; Cadopi, M. (2007). Unintended interpersonal co-ordination: “Can we march to the beat of our own drum?” </w:t>
-      </w:r>
-      <w:r>
-        <w:rPr>
-          <w:rFonts w:ascii="Calibri" w:cs="Calibri" w:eastAsia="Calibri" w:hAnsi="Calibri"/>
-          <w:i/>
-          <w:iCs/>
-          <w:sz w:val="20"/>
-          <w:szCs w:val="20"/>
-        </w:rPr>
-        <w:t xml:space="preserve">Neuroscience Letters, 411</w:t>
-      </w:r>
-      <w:r>
-        <w:rPr>
-          <w:rFonts w:ascii="Calibri" w:cs="Calibri" w:eastAsia="Calibri" w:hAnsi="Calibri"/>
-          <w:sz w:val="20"/>
-          <w:szCs w:val="20"/>
-        </w:rPr>
-        <w:t xml:space="preserve">(3), 174–179. https://doi.org/10.1016/j.neulet.2006.09.086</w:t>
-      </w:r>
-    </w:p>
-    <w:p>
-      <w:pPr>
-        <w:spacing w:after="80"/>
-        <w:ind w:left="360" w:hanging="360"/>
-        <w:jc w:val="both"/>
-      </w:pPr>
-      <w:r>
-        <w:rPr>
-          <w:rFonts w:ascii="Calibri" w:cs="Calibri" w:eastAsia="Calibri" w:hAnsi="Calibri"/>
-          <w:sz w:val="20"/>
-          <w:szCs w:val="20"/>
-        </w:rPr>
-        <w:t xml:space="preserve">Kendon, A. (2004). </w:t>
-      </w:r>
-      <w:r>
-        <w:rPr>
-          <w:rFonts w:ascii="Calibri" w:cs="Calibri" w:eastAsia="Calibri" w:hAnsi="Calibri"/>
-          <w:i/>
-          <w:iCs/>
-          <w:sz w:val="20"/>
-          <w:szCs w:val="20"/>
-        </w:rPr>
-        <w:t xml:space="preserve">Gesture: Visible action as utterance</w:t>
-      </w:r>
-      <w:r>
-        <w:rPr>
-          <w:rFonts w:ascii="Calibri" w:cs="Calibri" w:eastAsia="Calibri" w:hAnsi="Calibri"/>
-          <w:sz w:val="20"/>
-          <w:szCs w:val="20"/>
-        </w:rPr>
         <w:t xml:space="preserve">. Cambridge University Press.</w:t>
-      </w:r>
-    </w:p>
-    <w:p>
-      <w:pPr>
-        <w:spacing w:after="80"/>
-        <w:ind w:left="360" w:hanging="360"/>
-        <w:jc w:val="both"/>
-      </w:pPr>
-      <w:r>
-        <w:rPr>
-          <w:rFonts w:ascii="Calibri" w:cs="Calibri" w:eastAsia="Calibri" w:hAnsi="Calibri"/>
-          <w:sz w:val="20"/>
-          <w:szCs w:val="20"/>
-        </w:rPr>
-        <w:t xml:space="preserve">Kodama, K., Shimizu, D., &amp; Fujiwara, K. (2024). Different effects of visual occlusion on interpersonal coordination of head and body movements during dyadic conversations. </w:t>
-      </w:r>
-      <w:r>
-        <w:rPr>
-          <w:rFonts w:ascii="Calibri" w:cs="Calibri" w:eastAsia="Calibri" w:hAnsi="Calibri"/>
-          <w:i/>
-          <w:iCs/>
-          <w:sz w:val="20"/>
-          <w:szCs w:val="20"/>
-        </w:rPr>
-        <w:t xml:space="preserve">Frontiers in Psychology, 15</w:t>
-      </w:r>
-      <w:r>
-        <w:rPr>
-          <w:rFonts w:ascii="Calibri" w:cs="Calibri" w:eastAsia="Calibri" w:hAnsi="Calibri"/>
-          <w:sz w:val="20"/>
-          <w:szCs w:val="20"/>
-        </w:rPr>
-        <w:t xml:space="preserve">, 1296521.</w:t>
       </w:r>
     </w:p>
     <w:p>
@@ -17722,7 +15804,7 @@
           <wp:inline distT="0" distB="0" distL="0" distR="0">
             <wp:extent cx="5762625" cy="2428875"/>
             <wp:effectExtent t="0" r="0" b="0" l="0"/>
-            <wp:docPr id="8" name="figS1_correction_pixels.png" descr="Figure S1. QoM des poignets normalisée par la largeur d'épaule : MediaPipe calculé dans les coordonnées normalisées (à gauche) et en pixels (à droite), contre Vicon 3D." title="figS1_correction_pixels.png"/>
+            <wp:docPr id="7" name="figS1_correction_pixels.png" descr="Figure S1. QoM des poignets normalisée par la largeur d'épaule : MediaPipe calculé dans les coordonnées normalisées (à gauche) et en pixels (à droite), contre Vicon 3D." title="figS1_correction_pixels.png"/>
             <wp:cNvGraphicFramePr>
               <a:graphicFrameLocks xmlns:a="http://schemas.openxmlformats.org/drawingml/2006/main" noChangeAspect="1"/>
             </wp:cNvGraphicFramePr>
@@ -17736,7 +15818,7 @@
                     </pic:cNvPicPr>
                   </pic:nvPicPr>
                   <pic:blipFill>
-                    <a:blip r:embed="rId15" cstate="none"/>
+                    <a:blip r:embed="rId14" cstate="none"/>
                     <a:srcRect/>
                     <a:stretch>
                       <a:fillRect/>
@@ -17793,7 +15875,7 @@
           <wp:inline distT="0" distB="0" distL="0" distR="0">
             <wp:extent cx="3962400" cy="1981200"/>
             <wp:effectExtent t="0" r="0" b="0" l="0"/>
-            <wp:docPr id="9" name="figS2_decalages.png" descr="Figure S2. Distribution des décalages temporels estimés entre MediaPipe et Vicon (valeurs bornées à ±2 s pour la lisibilité ; maximum observé 7,4 s)." title="figS2_decalages.png"/>
+            <wp:docPr id="8" name="figS2_decalages.png" descr="Figure S2. Distribution des décalages temporels estimés entre MediaPipe et Vicon (valeurs bornées à ±2 s pour la lisibilité ; maximum observé 7,4 s)." title="figS2_decalages.png"/>
             <wp:cNvGraphicFramePr>
               <a:graphicFrameLocks xmlns:a="http://schemas.openxmlformats.org/drawingml/2006/main" noChangeAspect="1"/>
             </wp:cNvGraphicFramePr>
@@ -17807,7 +15889,7 @@
                     </pic:cNvPicPr>
                   </pic:nvPicPr>
                   <pic:blipFill>
-                    <a:blip r:embed="rId16" cstate="none"/>
+                    <a:blip r:embed="rId15" cstate="none"/>
                     <a:srcRect/>
                     <a:stretch>
                       <a:fillRect/>
